--- a/Especializacion/Evaluaciones/2026-2/Fichas de evaluacion/10 - G-010 - Plataforma preparacion concursos DIAN/1 - Ficha de preparacion.docx
+++ b/Especializacion/Evaluaciones/2026-2/Fichas de evaluacion/10 - G-010 - Plataforma preparacion concursos DIAN/1 - Ficha de preparacion.docx
@@ -271,7 +271,7 @@
           <w:color w:val="2B2B2B"/>
           <w:sz w:val="22"/>
         </w:rPr>
-        <w:t xml:space="preserve"> (verificado el 15/08/2026: un único archivo). Toda esta ficha se apoya en el documento; no hay diapositivas que comparar.</w:t>
+        <w:t xml:space="preserve"> (un único archivo; verificado el 15/08/2026 y de nuevo el 19/08/2026, el día de la sustentación). Toda esta ficha se apoya en el documento; no hay diapositivas que comparar, y así lo dice la §5.</w:t>
       </w:r>
     </w:p>
     <w:p>
@@ -989,7 +989,43 @@
                 <w:color w:val="2B2B2B"/>
                 <w:sz w:val="20"/>
               </w:rPr>
-              <w:t>. La población validadora son *funcionarios*, no los *aspirantes* declarados como unidad de análisis (p. 31)</w:t>
+              <w:t xml:space="preserve">. La población validadora son </w:t>
+            </w:r>
+            <w:r>
+              <w:rPr>
+                <w:rFonts w:ascii="Calibri" w:hAnsi="Calibri"/>
+                <w:i/>
+                <w:color w:val="2B2B2B"/>
+                <w:sz w:val="20"/>
+              </w:rPr>
+              <w:t>funcionarios</w:t>
+            </w:r>
+            <w:r>
+              <w:rPr>
+                <w:rFonts w:ascii="Calibri" w:hAnsi="Calibri"/>
+                <w:b w:val="0"/>
+                <w:color w:val="2B2B2B"/>
+                <w:sz w:val="20"/>
+              </w:rPr>
+              <w:t xml:space="preserve">, no los </w:t>
+            </w:r>
+            <w:r>
+              <w:rPr>
+                <w:rFonts w:ascii="Calibri" w:hAnsi="Calibri"/>
+                <w:i/>
+                <w:color w:val="2B2B2B"/>
+                <w:sz w:val="20"/>
+              </w:rPr>
+              <w:t>aspirantes</w:t>
+            </w:r>
+            <w:r>
+              <w:rPr>
+                <w:rFonts w:ascii="Calibri" w:hAnsi="Calibri"/>
+                <w:b w:val="0"/>
+                <w:color w:val="2B2B2B"/>
+                <w:sz w:val="20"/>
+              </w:rPr>
+              <w:t xml:space="preserve"> declarados como unidad de análisis (p. 31)</w:t>
             </w:r>
           </w:p>
         </w:tc>
@@ -1156,7 +1192,7 @@
           <w:color w:val="007433"/>
           <w:sz w:val="32"/>
         </w:rPr>
-        <w:t>4. Debilidades y huecos (con página)</w:t>
+        <w:t>4. OBSERVACIONES DEL DOCUMENTO — debilidades y huecos (con página)</w:t>
       </w:r>
     </w:p>
     <w:p>
@@ -1248,7 +1284,25 @@
           <w:color w:val="2B2B2B"/>
           <w:sz w:val="22"/>
         </w:rPr>
-        <w:t xml:space="preserve"> Se declara «ciudadanos aspirantes» (p. 19) y «aspirantes de niveles técnico y profesional» (p. 31); se encuesta a *funcionarios* de la DIAN (pp. 52, 59, 65), que ya superaron el concurso.</w:t>
+        <w:t xml:space="preserve"> Se declara «ciudadanos aspirantes» (p. 19) y «aspirantes de niveles técnico y profesional» (p. 31); se encuesta a </w:t>
+      </w:r>
+      <w:r>
+        <w:rPr>
+          <w:rFonts w:ascii="Calibri" w:hAnsi="Calibri"/>
+          <w:i/>
+          <w:color w:val="2B2B2B"/>
+          <w:sz w:val="22"/>
+        </w:rPr>
+        <w:t>funcionarios</w:t>
+      </w:r>
+      <w:r>
+        <w:rPr>
+          <w:rFonts w:ascii="Calibri" w:hAnsi="Calibri"/>
+          <w:b w:val="0"/>
+          <w:color w:val="2B2B2B"/>
+          <w:sz w:val="22"/>
+        </w:rPr>
+        <w:t xml:space="preserve"> de la DIAN (pp. 52, 59, 65), que ya superaron el concurso.</w:t>
       </w:r>
     </w:p>
     <w:p>
@@ -1510,7 +1564,355 @@
           <w:color w:val="007433"/>
           <w:sz w:val="32"/>
         </w:rPr>
-        <w:t>5. PREGUNTAS ANTES de escuchar la sustentación</w:t>
+        <w:t>5. OBSERVACIONES DE LAS DIAPOSITIVAS — no hay mazo que comparar</w:t>
+      </w:r>
+    </w:p>
+    <w:p>
+      <w:r>
+        <w:rPr>
+          <w:rFonts w:ascii="Calibri" w:hAnsi="Calibri"/>
+          <w:b/>
+          <w:color w:val="2B2B2B"/>
+          <w:sz w:val="22"/>
+        </w:rPr>
+        <w:t>No hay presentación entregada.</w:t>
+      </w:r>
+      <w:r>
+        <w:rPr>
+          <w:rFonts w:ascii="Calibri" w:hAnsi="Calibri"/>
+          <w:b w:val="0"/>
+          <w:color w:val="2B2B2B"/>
+          <w:sz w:val="22"/>
+        </w:rPr>
+        <w:t xml:space="preserve"> La carpeta </w:t>
+      </w:r>
+      <w:r>
+        <w:rPr>
+          <w:rFonts w:ascii="Consolas" w:hAnsi="Consolas"/>
+          <w:color w:val="111111"/>
+          <w:sz w:val="21"/>
+        </w:rPr>
+        <w:t>26ET2-G-010</w:t>
+      </w:r>
+      <w:r>
+        <w:rPr>
+          <w:rFonts w:ascii="Calibri" w:hAnsi="Calibri"/>
+          <w:b w:val="0"/>
+          <w:color w:val="2B2B2B"/>
+          <w:sz w:val="22"/>
+        </w:rPr>
+        <w:t xml:space="preserve"> contiene </w:t>
+      </w:r>
+      <w:r>
+        <w:rPr>
+          <w:rFonts w:ascii="Calibri" w:hAnsi="Calibri"/>
+          <w:b/>
+          <w:color w:val="2B2B2B"/>
+          <w:sz w:val="22"/>
+        </w:rPr>
+        <w:t>un solo archivo</w:t>
+      </w:r>
+      <w:r>
+        <w:rPr>
+          <w:rFonts w:ascii="Calibri" w:hAnsi="Calibri"/>
+          <w:b w:val="0"/>
+          <w:color w:val="2B2B2B"/>
+          <w:sz w:val="22"/>
+        </w:rPr>
+        <w:t xml:space="preserve">, </w:t>
+      </w:r>
+      <w:r>
+        <w:rPr>
+          <w:rFonts w:ascii="Consolas" w:hAnsi="Consolas"/>
+          <w:color w:val="111111"/>
+          <w:sz w:val="21"/>
+        </w:rPr>
+        <w:t>ACA 3 - Proyecto Jenny Rivas_ José Puello.pdf</w:t>
+      </w:r>
+      <w:r>
+        <w:rPr>
+          <w:rFonts w:ascii="Calibri" w:hAnsi="Calibri"/>
+          <w:b w:val="0"/>
+          <w:color w:val="2B2B2B"/>
+          <w:sz w:val="22"/>
+        </w:rPr>
+        <w:t xml:space="preserve"> (4,86 MB, modificado el 10/08/2026). Verificado dos veces: el </w:t>
+      </w:r>
+      <w:r>
+        <w:rPr>
+          <w:rFonts w:ascii="Calibri" w:hAnsi="Calibri"/>
+          <w:b/>
+          <w:color w:val="2B2B2B"/>
+          <w:sz w:val="22"/>
+        </w:rPr>
+        <w:t>15/08/2026</w:t>
+      </w:r>
+      <w:r>
+        <w:rPr>
+          <w:rFonts w:ascii="Calibri" w:hAnsi="Calibri"/>
+          <w:b w:val="0"/>
+          <w:color w:val="2B2B2B"/>
+          <w:sz w:val="22"/>
+        </w:rPr>
+        <w:t xml:space="preserve"> y de nuevo el </w:t>
+      </w:r>
+      <w:r>
+        <w:rPr>
+          <w:rFonts w:ascii="Calibri" w:hAnsi="Calibri"/>
+          <w:b/>
+          <w:color w:val="2B2B2B"/>
+          <w:sz w:val="22"/>
+        </w:rPr>
+        <w:t>19/08/2026</w:t>
+      </w:r>
+      <w:r>
+        <w:rPr>
+          <w:rFonts w:ascii="Calibri" w:hAnsi="Calibri"/>
+          <w:b w:val="0"/>
+          <w:color w:val="2B2B2B"/>
+          <w:sz w:val="22"/>
+        </w:rPr>
+        <w:t xml:space="preserve">, el día de la sustentación. Así que esta sección no tiene contenido de origen —no hay diapositivas que cotejar contra el documento— y en su lugar fija </w:t>
+      </w:r>
+      <w:r>
+        <w:rPr>
+          <w:rFonts w:ascii="Calibri" w:hAnsi="Calibri"/>
+          <w:b/>
+          <w:color w:val="2B2B2B"/>
+          <w:sz w:val="22"/>
+        </w:rPr>
+        <w:t>cómo se procede cuando el mazo aparece por primera vez en la pantalla</w:t>
+      </w:r>
+      <w:r>
+        <w:rPr>
+          <w:rFonts w:ascii="Calibri" w:hAnsi="Calibri"/>
+          <w:b w:val="0"/>
+          <w:color w:val="2B2B2B"/>
+          <w:sz w:val="22"/>
+        </w:rPr>
+        <w:t>.</w:t>
+      </w:r>
+    </w:p>
+    <w:p>
+      <w:pPr>
+        <w:pStyle w:val="ListNumber"/>
+      </w:pPr>
+      <w:r>
+        <w:rPr>
+          <w:rFonts w:ascii="Calibri" w:hAnsi="Calibri"/>
+          <w:b/>
+          <w:color w:val="2B2B2B"/>
+          <w:sz w:val="22"/>
+        </w:rPr>
+        <w:t>Lo que proyecten se ve por primera vez en sala.</w:t>
+      </w:r>
+      <w:r>
+        <w:rPr>
+          <w:rFonts w:ascii="Calibri" w:hAnsi="Calibri"/>
+          <w:b w:val="0"/>
+          <w:color w:val="2B2B2B"/>
+          <w:sz w:val="22"/>
+        </w:rPr>
+        <w:t xml:space="preserve"> No hubo posibilidad de revisarlo, así que no puede sostener ninguna afirmación de la ficha ni ninguna casilla del formulario: </w:t>
+      </w:r>
+      <w:r>
+        <w:rPr>
+          <w:rFonts w:ascii="Calibri" w:hAnsi="Calibri"/>
+          <w:b/>
+          <w:color w:val="2B2B2B"/>
+          <w:sz w:val="22"/>
+        </w:rPr>
+        <w:t>las cinco casillas de la §8.1 se responden con el documento</w:t>
+      </w:r>
+      <w:r>
+        <w:rPr>
+          <w:rFonts w:ascii="Calibri" w:hAnsi="Calibri"/>
+          <w:b w:val="0"/>
+          <w:color w:val="2B2B2B"/>
+          <w:sz w:val="22"/>
+        </w:rPr>
+        <w:t xml:space="preserve"> y así queda dicho en su encabezado. Si una diapositiva contradice al documento, el reparo se anota por la frase que se oiga, no por una página que nadie puede citar después.</w:t>
+      </w:r>
+    </w:p>
+    <w:p>
+      <w:pPr>
+        <w:pStyle w:val="ListNumber"/>
+      </w:pPr>
+      <w:r>
+        <w:rPr>
+          <w:rFonts w:ascii="Calibri" w:hAnsi="Calibri"/>
+          <w:b/>
+          <w:color w:val="2B2B2B"/>
+          <w:sz w:val="22"/>
+        </w:rPr>
+        <w:t>Regla de registro, porque no queda copia.</w:t>
+      </w:r>
+      <w:r>
+        <w:rPr>
+          <w:rFonts w:ascii="Calibri" w:hAnsi="Calibri"/>
+          <w:b w:val="0"/>
+          <w:color w:val="2B2B2B"/>
+          <w:sz w:val="22"/>
+        </w:rPr>
+        <w:t xml:space="preserve"> De lo que se proyecte no habrá archivo que volver a mirar al llenar el </w:t>
+      </w:r>
+      <w:r>
+        <w:rPr>
+          <w:rFonts w:ascii="Consolas" w:hAnsi="Consolas"/>
+          <w:color w:val="111111"/>
+          <w:sz w:val="21"/>
+        </w:rPr>
+        <w:t>4 - Evaluacion.md</w:t>
+      </w:r>
+      <w:r>
+        <w:rPr>
+          <w:rFonts w:ascii="Calibri" w:hAnsi="Calibri"/>
+          <w:b w:val="0"/>
+          <w:color w:val="2B2B2B"/>
+          <w:sz w:val="22"/>
+        </w:rPr>
+        <w:t xml:space="preserve">: lo que no quede escrito a mano en la §A y en el bloque de respuestas de la hoja </w:t>
+      </w:r>
+      <w:r>
+        <w:rPr>
+          <w:rFonts w:ascii="Calibri" w:hAnsi="Calibri"/>
+          <w:b/>
+          <w:color w:val="2B2B2B"/>
+          <w:sz w:val="22"/>
+        </w:rPr>
+        <w:t>no va a existir en ninguna parte</w:t>
+      </w:r>
+      <w:r>
+        <w:rPr>
+          <w:rFonts w:ascii="Calibri" w:hAnsi="Calibri"/>
+          <w:b w:val="0"/>
+          <w:color w:val="2B2B2B"/>
+          <w:sz w:val="22"/>
+        </w:rPr>
+        <w:t>. Cifra que se oiga, cifra que se escribe con su rótulo tal como lo digan.</w:t>
+      </w:r>
+    </w:p>
+    <w:p>
+      <w:pPr>
+        <w:pStyle w:val="ListNumber"/>
+      </w:pPr>
+      <w:r>
+        <w:rPr>
+          <w:rFonts w:ascii="Calibri" w:hAnsi="Calibri"/>
+          <w:b/>
+          <w:color w:val="2B2B2B"/>
+          <w:sz w:val="22"/>
+        </w:rPr>
+        <w:t>Lo más probable es que el mazo sean las figuras del documento.</w:t>
+      </w:r>
+      <w:r>
+        <w:rPr>
+          <w:rFonts w:ascii="Calibri" w:hAnsi="Calibri"/>
+          <w:b w:val="0"/>
+          <w:color w:val="2B2B2B"/>
+          <w:sz w:val="22"/>
+        </w:rPr>
+        <w:t xml:space="preserve"> Hay 32 imágenes incrustadas entre las pp. 31 y 73 —15 ilustraciones y 17 gráficos—: el tablero (Ilustración 3, p. 41), el diagrama de flujo (p. 52), los módulos de competencias (pp. 57-58) y las 17 gráficas de encuesta (pp. 53-56, 60-64, 66-73). Si lo que se proyecta son esas mismas imágenes, </w:t>
+      </w:r>
+      <w:r>
+        <w:rPr>
+          <w:rFonts w:ascii="Calibri" w:hAnsi="Calibri"/>
+          <w:b/>
+          <w:color w:val="2B2B2B"/>
+          <w:sz w:val="22"/>
+        </w:rPr>
+        <w:t>cada reparo de la §4 sigue vigente tal cual</w:t>
+      </w:r>
+      <w:r>
+        <w:rPr>
+          <w:rFonts w:ascii="Calibri" w:hAnsi="Calibri"/>
+          <w:b w:val="0"/>
+          <w:color w:val="2B2B2B"/>
+          <w:sz w:val="22"/>
+        </w:rPr>
+        <w:t xml:space="preserve"> y se puede citar por página con normalidad.</w:t>
+      </w:r>
+    </w:p>
+    <w:p>
+      <w:pPr>
+        <w:pStyle w:val="ListNumber"/>
+      </w:pPr>
+      <w:r>
+        <w:rPr>
+          <w:rFonts w:ascii="Calibri" w:hAnsi="Calibri"/>
+          <w:b/>
+          <w:color w:val="2B2B2B"/>
+          <w:sz w:val="22"/>
+        </w:rPr>
+        <w:t>Si proyectan algo que el documento no trae</w:t>
+      </w:r>
+      <w:r>
+        <w:rPr>
+          <w:rFonts w:ascii="Calibri" w:hAnsi="Calibri"/>
+          <w:b w:val="0"/>
+          <w:color w:val="2B2B2B"/>
+          <w:sz w:val="22"/>
+        </w:rPr>
+        <w:t xml:space="preserve"> —una URL viva, un puntaje, un dato de campo nuevo, otra arquitectura—, </w:t>
+      </w:r>
+      <w:r>
+        <w:rPr>
+          <w:rFonts w:ascii="Calibri" w:hAnsi="Calibri"/>
+          <w:b/>
+          <w:color w:val="2B2B2B"/>
+          <w:sz w:val="22"/>
+        </w:rPr>
+        <w:t>eso es la respuesta a mis preguntas, no un hallazgo nuevo:</w:t>
+      </w:r>
+      <w:r>
+        <w:rPr>
+          <w:rFonts w:ascii="Calibri" w:hAnsi="Calibri"/>
+          <w:b w:val="0"/>
+          <w:color w:val="2B2B2B"/>
+          <w:sz w:val="22"/>
+        </w:rPr>
+        <w:t xml:space="preserve"> las tres prioritarias de la §6 preguntan justamente por lo que falta en las 78 páginas. Se recibe como respuesta y se anota literal.</w:t>
+      </w:r>
+    </w:p>
+    <w:p>
+      <w:pPr>
+        <w:pStyle w:val="ListNumber"/>
+      </w:pPr>
+      <w:r>
+        <w:rPr>
+          <w:rFonts w:ascii="Calibri" w:hAnsi="Calibri"/>
+          <w:b/>
+          <w:color w:val="2B2B2B"/>
+          <w:sz w:val="22"/>
+        </w:rPr>
+        <w:t>La ausencia del mazo no baja la nota por sí sola.</w:t>
+      </w:r>
+      <w:r>
+        <w:rPr>
+          <w:rFonts w:ascii="Calibri" w:hAnsi="Calibri"/>
+          <w:b w:val="0"/>
+          <w:color w:val="2B2B2B"/>
+          <w:sz w:val="22"/>
+        </w:rPr>
+        <w:t xml:space="preserve"> No es un criterio del formulario ni de los cuatro del acta. Lo que sí queda dicho, y está en la §8.1: si sustentan con diapositivas que los jurados no pudieron revisar, </w:t>
+      </w:r>
+      <w:r>
+        <w:rPr>
+          <w:rFonts w:ascii="Calibri" w:hAnsi="Calibri"/>
+          <w:b/>
+          <w:color w:val="2B2B2B"/>
+          <w:sz w:val="22"/>
+        </w:rPr>
+        <w:t>califico contra el documento y lo digo en voz alta</w:t>
+      </w:r>
+      <w:r>
+        <w:rPr>
+          <w:rFonts w:ascii="Calibri" w:hAnsi="Calibri"/>
+          <w:b w:val="0"/>
+          <w:color w:val="2B2B2B"/>
+          <w:sz w:val="22"/>
+        </w:rPr>
+        <w:t>. Y va a la Dirección como observación administrativa (§9, ítem 1), no como reparo académico.</w:t>
       </w:r>
     </w:p>
     <w:p>
@@ -1524,18 +1926,7 @@
           <w:color w:val="007433"/>
           <w:sz w:val="32"/>
         </w:rPr>
-        <w:t>🎯 Las 3 que sí voy a preguntar</w:t>
-      </w:r>
-    </w:p>
-    <w:p>
-      <w:r>
-        <w:rPr>
-          <w:rFonts w:ascii="Calibri" w:hAnsi="Calibri"/>
-          <w:b/>
-          <w:color w:val="2B2B2B"/>
-          <w:sz w:val="22"/>
-        </w:rPr>
-        <w:t>1. ¿Cuál de las dos arquitecturas es la que ustedes construyeron y por qué el documento no registra el cambio?</w:t>
+        <w:t>Qué mirar en pantalla mientras exponen</w:t>
       </w:r>
     </w:p>
     <w:p>
@@ -1545,11 +1936,37 @@
       <w:r>
         <w:rPr>
           <w:rFonts w:ascii="Calibri" w:hAnsi="Calibri"/>
+          <w:b/>
+          <w:color w:val="2B2B2B"/>
+          <w:sz w:val="22"/>
+        </w:rPr>
+        <w:t>La barra de direcciones</w:t>
+      </w:r>
+      <w:r>
+        <w:rPr>
+          <w:rFonts w:ascii="Calibri" w:hAnsi="Calibri"/>
           <w:b w:val="0"/>
           <w:color w:val="2B2B2B"/>
           <w:sz w:val="22"/>
         </w:rPr>
-        <w:t>*Por qué:* los objetivos específicos comprometen Glide Apps/AppSheet, Google Sheets y Looker Studio (pp. 15-16) y la arquitectura por capas los repite (pp. 26-27), pero el desarrollo y los resultados describen Power Pages, Microsoft Forms, Excel y Power BI (pp. 38, 50-51), y la mención de recursos añade «Power BI o entornos de Python» (p. 36).</w:t>
+        <w:t xml:space="preserve">, en cuanto aparezca cualquier captura de la plataforma. La del documento (p. 57) dice </w:t>
+      </w:r>
+      <w:r>
+        <w:rPr>
+          <w:rFonts w:ascii="Consolas" w:hAnsi="Consolas"/>
+          <w:color w:val="111111"/>
+          <w:sz w:val="21"/>
+        </w:rPr>
+        <w:t>dian.colombia.noulo</w:t>
+      </w:r>
+      <w:r>
+        <w:rPr>
+          <w:rFonts w:ascii="Calibri" w:hAnsi="Calibri"/>
+          <w:b w:val="0"/>
+          <w:color w:val="2B2B2B"/>
+          <w:sz w:val="22"/>
+        </w:rPr>
+        <w:t>, que no resuelve. Si en pantalla hay una URL distinta y viva, la pregunta 1 está contestada antes de hacerla.</w:t>
       </w:r>
     </w:p>
     <w:p>
@@ -1559,11 +1976,20 @@
       <w:r>
         <w:rPr>
           <w:rFonts w:ascii="Calibri" w:hAnsi="Calibri"/>
+          <w:b/>
+          <w:color w:val="2B2B2B"/>
+          <w:sz w:val="22"/>
+        </w:rPr>
+        <w:t>De qué color es el stack.</w:t>
+      </w:r>
+      <w:r>
+        <w:rPr>
+          <w:rFonts w:ascii="Calibri" w:hAnsi="Calibri"/>
           <w:b w:val="0"/>
           <w:color w:val="2B2B2B"/>
           <w:sz w:val="22"/>
         </w:rPr>
-        <w:t>*Qué la resuelve:* nombran una sola arquitectura como la construida, explican el motivo del cambio (licenciamiento, integración, disponibilidad) y muestran o describen la plataforma viva con un dato verificable (URL, número de módulos, cómo se cargan las preguntas).</w:t>
+        <w:t xml:space="preserve"> Si lo proyectado es Power Pages / Microsoft Forms / Power BI, la reserva 4 se convierte en «¿por qué los objetivos del folio 15 siguen escritos con Glide y Looker Studio?». Si es Google, el hueco se invierte y hay que preguntar por los resultados de las pp. 50-51.</w:t>
       </w:r>
     </w:p>
     <w:p>
@@ -1573,14 +1999,21 @@
       <w:r>
         <w:rPr>
           <w:rFonts w:ascii="Calibri" w:hAnsi="Calibri"/>
+          <w:b/>
+          <w:color w:val="2B2B2B"/>
+          <w:sz w:val="22"/>
+        </w:rPr>
+        <w:t>El tablero, si lo proyectan.</w:t>
+      </w:r>
+      <w:r>
+        <w:rPr>
+          <w:rFonts w:ascii="Calibri" w:hAnsi="Calibri"/>
           <w:b w:val="0"/>
           <w:color w:val="2B2B2B"/>
           <w:sz w:val="22"/>
         </w:rPr>
-        <w:t>*Qué la agrava:* responder «usamos las dos», no distinguir cuál quedó operativa, o describir la plataforma solo con las palabras de las diapositivas.</w:t>
-      </w:r>
-    </w:p>
-    <w:p>
+        <w:t xml:space="preserve"> Dos cosas concretas de la Ilustración 3 (p. 41): las </w:t>
+      </w:r>
       <w:r>
         <w:rPr>
           <w:rFonts w:ascii="Calibri" w:hAnsi="Calibri"/>
@@ -1588,7 +2021,34 @@
           <w:color w:val="2B2B2B"/>
           <w:sz w:val="22"/>
         </w:rPr>
-        <w:t>2. En el objetivo 4 aparecen 10 personas (p. 42) y luego 100 funcionarios de la DIAN (pp. 52, 59, 65): ¿cuántos usuarios probaron realmente el prototipo, quiénes eran y cómo consiguieron ese acceso?</w:t>
+        <w:t>dos series rotuladas «Simulacro 2»</w:t>
+      </w:r>
+      <w:r>
+        <w:rPr>
+          <w:rFonts w:ascii="Calibri" w:hAnsi="Calibri"/>
+          <w:b w:val="0"/>
+          <w:color w:val="2B2B2B"/>
+          <w:sz w:val="22"/>
+        </w:rPr>
+        <w:t xml:space="preserve"> y el eje de meses </w:t>
+      </w:r>
+      <w:r>
+        <w:rPr>
+          <w:rFonts w:ascii="Calibri" w:hAnsi="Calibri"/>
+          <w:b/>
+          <w:color w:val="2B2B2B"/>
+          <w:sz w:val="22"/>
+        </w:rPr>
+        <w:t>Ago-Sep-Oct-Sep-Oct</w:t>
+      </w:r>
+      <w:r>
+        <w:rPr>
+          <w:rFonts w:ascii="Calibri" w:hAnsi="Calibri"/>
+          <w:b w:val="0"/>
+          <w:color w:val="2B2B2B"/>
+          <w:sz w:val="22"/>
+        </w:rPr>
+        <w:t>. Condicional atómico: si no sale en pantalla, no se pregunta.</w:t>
       </w:r>
     </w:p>
     <w:p>
@@ -1598,11 +2058,20 @@
       <w:r>
         <w:rPr>
           <w:rFonts w:ascii="Calibri" w:hAnsi="Calibri"/>
+          <w:b/>
+          <w:color w:val="2B2B2B"/>
+          <w:sz w:val="22"/>
+        </w:rPr>
+        <w:t>La columna «Posición Actual 112 h»</w:t>
+      </w:r>
+      <w:r>
+        <w:rPr>
+          <w:rFonts w:ascii="Calibri" w:hAnsi="Calibri"/>
           <w:b w:val="0"/>
           <w:color w:val="2B2B2B"/>
           <w:sz w:val="22"/>
         </w:rPr>
-        <w:t>*Por qué:* además de la contradicción, la unidad de análisis declarada son *aspirantes* (p. 31) y los encuestados son *funcionarios* (p. 52); la sección de participantes no fija tamaño de muestra (pp. 31-32); y el propio texto llama a un resultado «según la simulación» (p. 43). No hay instrumento anexo ni fecha de aplicación.</w:t>
+        <w:t xml:space="preserve"> del tablero: si se proyecta legible, es el momento de la reserva 5.</w:t>
       </w:r>
     </w:p>
     <w:p>
@@ -1612,11 +2081,20 @@
       <w:r>
         <w:rPr>
           <w:rFonts w:ascii="Calibri" w:hAnsi="Calibri"/>
+          <w:b/>
+          <w:color w:val="2B2B2B"/>
+          <w:sz w:val="22"/>
+        </w:rPr>
+        <w:t>Si aparece una gráfica de encuesta con un rótulo de n.</w:t>
+      </w:r>
+      <w:r>
+        <w:rPr>
+          <w:rFonts w:ascii="Calibri" w:hAnsi="Calibri"/>
           <w:b w:val="0"/>
           <w:color w:val="2B2B2B"/>
           <w:sz w:val="22"/>
         </w:rPr>
-        <w:t>*Qué la resuelve:* una cifra única y sostenida, con fecha, medio de aplicación y forma de contacto; distinguir con claridad si hubo dos momentos (piloto de 10 + encuesta de 100) y qué se hizo en cada uno; reconocer, si es el caso, que los gráficos son un ejercicio ilustrativo y no datos de campo.</w:t>
+        <w:t xml:space="preserve"> El documento dice 10 en el folio 42 y 100 en los folios 52, 59 y 65. El número que se proyecte es el que se les cita en la pregunta 2.</w:t>
       </w:r>
     </w:p>
     <w:p>
@@ -1626,22 +2104,59 @@
       <w:r>
         <w:rPr>
           <w:rFonts w:ascii="Calibri" w:hAnsi="Calibri"/>
+          <w:b/>
+          <w:color w:val="2B2B2B"/>
+          <w:sz w:val="22"/>
+        </w:rPr>
+        <w:t>Si aparece la palabra «simulación» junto a un resultado</w:t>
+      </w:r>
+      <w:r>
+        <w:rPr>
+          <w:rFonts w:ascii="Calibri" w:hAnsi="Calibri"/>
           <w:b w:val="0"/>
           <w:color w:val="2B2B2B"/>
           <w:sz w:val="22"/>
         </w:rPr>
-        <w:t>*Qué la agrava:* mantener las dos cifras como si fueran compatibles, o afirmar 100 funcionarios reales de una entidad pública sin poder decir cuándo, cómo ni con qué autorización se les encuestó.</w:t>
+        <w:t xml:space="preserve"> —como en la p. 43—: anotarla textual. Es la puerta honesta de salida y conviene ofrecérsela, no cerrarla.</w:t>
       </w:r>
     </w:p>
     <w:p>
+      <w:pPr>
+        <w:spacing w:before="200" w:after="60"/>
+      </w:pPr>
       <w:r>
         <w:rPr>
           <w:rFonts w:ascii="Calibri" w:hAnsi="Calibri"/>
           <w:b/>
-          <w:color w:val="2B2B2B"/>
-          <w:sz w:val="22"/>
-        </w:rPr>
-        <w:t>3. Su pregunta de investigación es cómo influye la plataforma en el *rendimiento* (p. 14) y la metodología anuncia medir «rendimiento inicial y final» (p. 28), pero el diseño es no experimental transeccional (p. 30) y todos los datos reportados son de percepción (pp. 53-73): ¿tienen puntajes del mismo usuario en dos momentos y, si no, cómo debería leerse la conclusión de la p. 74?</w:t>
+          <w:color w:val="007433"/>
+          <w:sz w:val="32"/>
+        </w:rPr>
+        <w:t>6. PREGUNTAS ANTES de escuchar la sustentación</w:t>
+      </w:r>
+    </w:p>
+    <w:p>
+      <w:pPr>
+        <w:spacing w:before="200" w:after="60"/>
+      </w:pPr>
+      <w:r>
+        <w:rPr>
+          <w:rFonts w:ascii="Calibri" w:hAnsi="Calibri"/>
+          <w:b/>
+          <w:color w:val="007433"/>
+          <w:sz w:val="32"/>
+        </w:rPr>
+        <w:t>🎯 Las 3 que sí voy a preguntar</w:t>
+      </w:r>
+    </w:p>
+    <w:p>
+      <w:r>
+        <w:rPr>
+          <w:rFonts w:ascii="Calibri" w:hAnsi="Calibri"/>
+          <w:b/>
+          <w:color w:val="2B2B2B"/>
+          <w:sz w:val="22"/>
+        </w:rPr>
+        <w:t>1. Página 57: la barra de direcciones dice “dian.colombia.noulo”. Dígannos ahora, en voz alta y letra por letra, la URL con la que un aspirante entra hoy al prototipo. Si no hay URL, díganlo con esas palabras: “la plataforma no está desplegada”.</w:t>
       </w:r>
     </w:p>
     <w:p>
@@ -1651,11 +2166,73 @@
       <w:r>
         <w:rPr>
           <w:rFonts w:ascii="Calibri" w:hAnsi="Calibri"/>
+          <w:i/>
+          <w:color w:val="2B2B2B"/>
+          <w:sz w:val="22"/>
+        </w:rPr>
+        <w:t>Sale de:</w:t>
+      </w:r>
+      <w:r>
+        <w:rPr>
+          <w:rFonts w:ascii="Calibri" w:hAnsi="Calibri"/>
           <w:b w:val="0"/>
           <w:color w:val="2B2B2B"/>
           <w:sz w:val="22"/>
         </w:rPr>
-        <w:t>*Por qué:* de esa distinción depende que las conclusiones («eleva la motivación en un 90 %», p. 44; «percepción positiva de mejora en el rendimiento», p. 74) sean sostenibles o haya que reformularlas como percepción declarada.</w:t>
+        <w:t xml:space="preserve"> solo del </w:t>
+      </w:r>
+      <w:r>
+        <w:rPr>
+          <w:rFonts w:ascii="Calibri" w:hAnsi="Calibri"/>
+          <w:b/>
+          <w:color w:val="2B2B2B"/>
+          <w:sz w:val="22"/>
+        </w:rPr>
+        <w:t>documento</w:t>
+      </w:r>
+      <w:r>
+        <w:rPr>
+          <w:rFonts w:ascii="Calibri" w:hAnsi="Calibri"/>
+          <w:b w:val="0"/>
+          <w:color w:val="2B2B2B"/>
+          <w:sz w:val="22"/>
+        </w:rPr>
+        <w:t xml:space="preserve"> —la captura del folio 57 con </w:t>
+      </w:r>
+      <w:r>
+        <w:rPr>
+          <w:rFonts w:ascii="Consolas" w:hAnsi="Consolas"/>
+          <w:color w:val="111111"/>
+          <w:sz w:val="21"/>
+        </w:rPr>
+        <w:t>dian.colombia.noulo</w:t>
+      </w:r>
+      <w:r>
+        <w:rPr>
+          <w:rFonts w:ascii="Calibri" w:hAnsi="Calibri"/>
+          <w:b w:val="0"/>
+          <w:color w:val="2B2B2B"/>
+          <w:sz w:val="22"/>
+        </w:rPr>
+        <w:t xml:space="preserve">, la ausencia de cualquier URL, QR o repositorio en las 78 páginas (los únicos enlaces son bibliográficos, pp. 76-78) y el segundo párrafo del Objetivo específico 2, folio 38—. </w:t>
+      </w:r>
+      <w:r>
+        <w:rPr>
+          <w:rFonts w:ascii="Calibri" w:hAnsi="Calibri"/>
+          <w:b/>
+          <w:color w:val="2B2B2B"/>
+          <w:sz w:val="22"/>
+        </w:rPr>
+        <w:t>Del mazo, nada: no hay mazo</w:t>
+      </w:r>
+      <w:r>
+        <w:rPr>
+          <w:rFonts w:ascii="Calibri" w:hAnsi="Calibri"/>
+          <w:b w:val="0"/>
+          <w:color w:val="2B2B2B"/>
+          <w:sz w:val="22"/>
+        </w:rPr>
+        <w:t xml:space="preserve"> (§5). Si en pantalla aparece una dirección viva, esta pregunta queda contestada antes de hacerla.</w:t>
       </w:r>
     </w:p>
     <w:p>
@@ -1665,11 +2242,20 @@
       <w:r>
         <w:rPr>
           <w:rFonts w:ascii="Calibri" w:hAnsi="Calibri"/>
+          <w:i/>
+          <w:color w:val="2B2B2B"/>
+          <w:sz w:val="22"/>
+        </w:rPr>
+        <w:t>Por qué:</w:t>
+      </w:r>
+      <w:r>
+        <w:rPr>
+          <w:rFonts w:ascii="Calibri" w:hAnsi="Calibri"/>
           <w:b w:val="0"/>
           <w:color w:val="2B2B2B"/>
           <w:sz w:val="22"/>
         </w:rPr>
-        <w:t>*Qué la resuelve:* mostrar aunque sea un puntaje pre y post por eje normativo de unos pocos usuarios, o —igual de válido en este nivel— decir con precisión «medimos percepción, no rendimiento; el efecto sobre el puntaje queda como trabajo futuro».</w:t>
+        <w:t xml:space="preserve"> es la pregunta que decide si el producto existe, y es la primera porque de su respuesta dependen las otras dos. La captura de la p. 57 muestra un dominio que no resuelve, el documento no trae enlace en ninguna de sus 78 páginas (pp. 1-78) y el segundo párrafo del Objetivo específico 2 (folio 38) describe el desarrollo en Power Pages sin decir dónde quedó publicado. Pedir la dirección letra por letra cierra las tres salidas habituales: «está en la nube», «se lo mostramos después», «está en el computador de la oficina».</w:t>
       </w:r>
     </w:p>
     <w:p>
@@ -1679,11 +2265,410 @@
       <w:r>
         <w:rPr>
           <w:rFonts w:ascii="Calibri" w:hAnsi="Calibri"/>
+          <w:i/>
+          <w:color w:val="2B2B2B"/>
+          <w:sz w:val="22"/>
+        </w:rPr>
+        <w:t>Qué la resuelve:</w:t>
+      </w:r>
+      <w:r>
+        <w:rPr>
+          <w:rFonts w:ascii="Calibri" w:hAnsi="Calibri"/>
           <w:b w:val="0"/>
           <w:color w:val="2B2B2B"/>
           <w:sz w:val="22"/>
         </w:rPr>
-        <w:t>*Qué la agrava:* insistir en que el rendimiento mejoró porque los usuarios dicen que mejoró, o presentar el 100 % de aprobación como prueba de eficacia.</w:t>
+        <w:t xml:space="preserve"> dictan una URL y se abre ahí mismo; o comparten pantalla y navegan un simulacro; o dicen sin rodeos que no está desplegada y que corre en local, que es un límite legítimo cuando se declara con precisión.</w:t>
+      </w:r>
+    </w:p>
+    <w:p>
+      <w:pPr>
+        <w:pStyle w:val="ListBullet"/>
+      </w:pPr>
+      <w:r>
+        <w:rPr>
+          <w:rFonts w:ascii="Calibri" w:hAnsi="Calibri"/>
+          <w:i/>
+          <w:color w:val="2B2B2B"/>
+          <w:sz w:val="22"/>
+        </w:rPr>
+        <w:t>Qué la agrava:</w:t>
+      </w:r>
+      <w:r>
+        <w:rPr>
+          <w:rFonts w:ascii="Calibri" w:hAnsi="Calibri"/>
+          <w:b w:val="0"/>
+          <w:color w:val="2B2B2B"/>
+          <w:sz w:val="22"/>
+        </w:rPr>
+        <w:t xml:space="preserve"> describir la plataforma con las palabras de la exposición sin poder decir dónde vive; o sostener que está publicada y no poder dictar la dirección.</w:t>
+      </w:r>
+    </w:p>
+    <w:p>
+      <w:r>
+        <w:rPr>
+          <w:rFonts w:ascii="Calibri" w:hAnsi="Calibri"/>
+          <w:b/>
+          <w:color w:val="2B2B2B"/>
+          <w:sz w:val="22"/>
+        </w:rPr>
+        <w:t>2. El Gráfico 11 de la página 67 pregunta por “su confianza para presentar el examen real”. Un funcionario de carrera ya lo presentó. ¿Los 100 que respondieron eran funcionarios o aspirantes? Una sola palabra.</w:t>
+      </w:r>
+    </w:p>
+    <w:p>
+      <w:pPr>
+        <w:pStyle w:val="ListBullet"/>
+      </w:pPr>
+      <w:r>
+        <w:rPr>
+          <w:rFonts w:ascii="Calibri" w:hAnsi="Calibri"/>
+          <w:i/>
+          <w:color w:val="2B2B2B"/>
+          <w:sz w:val="22"/>
+        </w:rPr>
+        <w:t>Sale de:</w:t>
+      </w:r>
+      <w:r>
+        <w:rPr>
+          <w:rFonts w:ascii="Calibri" w:hAnsi="Calibri"/>
+          <w:b w:val="0"/>
+          <w:color w:val="2B2B2B"/>
+          <w:sz w:val="22"/>
+        </w:rPr>
+        <w:t xml:space="preserve"> solo del </w:t>
+      </w:r>
+      <w:r>
+        <w:rPr>
+          <w:rFonts w:ascii="Calibri" w:hAnsi="Calibri"/>
+          <w:b/>
+          <w:color w:val="2B2B2B"/>
+          <w:sz w:val="22"/>
+        </w:rPr>
+        <w:t>documento</w:t>
+      </w:r>
+      <w:r>
+        <w:rPr>
+          <w:rFonts w:ascii="Calibri" w:hAnsi="Calibri"/>
+          <w:b w:val="0"/>
+          <w:color w:val="2B2B2B"/>
+          <w:sz w:val="22"/>
+        </w:rPr>
+        <w:t xml:space="preserve"> —Gráfico 11 del folio 67, unidad de análisis del folio 31, «100 funcionarios» de los folios 52, 59 y 65, y las 10 personas del folio 42—. </w:t>
+      </w:r>
+      <w:r>
+        <w:rPr>
+          <w:rFonts w:ascii="Calibri" w:hAnsi="Calibri"/>
+          <w:b/>
+          <w:color w:val="2B2B2B"/>
+          <w:sz w:val="22"/>
+        </w:rPr>
+        <w:t>Del mazo, nada</w:t>
+      </w:r>
+      <w:r>
+        <w:rPr>
+          <w:rFonts w:ascii="Calibri" w:hAnsi="Calibri"/>
+          <w:b w:val="0"/>
+          <w:color w:val="2B2B2B"/>
+          <w:sz w:val="22"/>
+        </w:rPr>
+        <w:t xml:space="preserve"> (§5). Si proyectan una gráfica de encuesta con un </w:t>
+      </w:r>
+      <w:r>
+        <w:rPr>
+          <w:rFonts w:ascii="Consolas" w:hAnsi="Consolas"/>
+          <w:color w:val="111111"/>
+          <w:sz w:val="21"/>
+        </w:rPr>
+        <w:t>n</w:t>
+      </w:r>
+      <w:r>
+        <w:rPr>
+          <w:rFonts w:ascii="Calibri" w:hAnsi="Calibri"/>
+          <w:b w:val="0"/>
+          <w:color w:val="2B2B2B"/>
+          <w:sz w:val="22"/>
+        </w:rPr>
+        <w:t xml:space="preserve"> rotulado, ese es el número que se les cita.</w:t>
+      </w:r>
+    </w:p>
+    <w:p>
+      <w:pPr>
+        <w:pStyle w:val="ListBullet"/>
+      </w:pPr>
+      <w:r>
+        <w:rPr>
+          <w:rFonts w:ascii="Calibri" w:hAnsi="Calibri"/>
+          <w:i/>
+          <w:color w:val="2B2B2B"/>
+          <w:sz w:val="22"/>
+        </w:rPr>
+        <w:t>Por qué:</w:t>
+      </w:r>
+      <w:r>
+        <w:rPr>
+          <w:rFonts w:ascii="Calibri" w:hAnsi="Calibri"/>
+          <w:b w:val="0"/>
+          <w:color w:val="2B2B2B"/>
+          <w:sz w:val="22"/>
+        </w:rPr>
+        <w:t xml:space="preserve"> la unidad de análisis declarada son </w:t>
+      </w:r>
+      <w:r>
+        <w:rPr>
+          <w:rFonts w:ascii="Calibri" w:hAnsi="Calibri"/>
+          <w:i/>
+          <w:color w:val="2B2B2B"/>
+          <w:sz w:val="22"/>
+        </w:rPr>
+        <w:t>aspirantes</w:t>
+      </w:r>
+      <w:r>
+        <w:rPr>
+          <w:rFonts w:ascii="Calibri" w:hAnsi="Calibri"/>
+          <w:b w:val="0"/>
+          <w:color w:val="2B2B2B"/>
+          <w:sz w:val="22"/>
+        </w:rPr>
+        <w:t xml:space="preserve"> (p. 31), los encuestados se nombran </w:t>
+      </w:r>
+      <w:r>
+        <w:rPr>
+          <w:rFonts w:ascii="Calibri" w:hAnsi="Calibri"/>
+          <w:i/>
+          <w:color w:val="2B2B2B"/>
+          <w:sz w:val="22"/>
+        </w:rPr>
+        <w:t>funcionarios de la DIAN</w:t>
+      </w:r>
+      <w:r>
+        <w:rPr>
+          <w:rFonts w:ascii="Calibri" w:hAnsi="Calibri"/>
+          <w:b w:val="0"/>
+          <w:color w:val="2B2B2B"/>
+          <w:sz w:val="22"/>
+        </w:rPr>
+        <w:t xml:space="preserve"> (pp. 52, 59, 65) y el objetivo 4 habla de 10 personas (p. 42); la sección de participantes no fija tamaño de muestra (pp. 31-32). El Gráfico 11 vuelve incompatibles las dos lecturas: quien ya es funcionario de carrera no necesita confianza para presentar el examen que ya presentó. Pedir una sola palabra impide que la respuesta se vaya a «lo validamos con el equipo».</w:t>
+      </w:r>
+    </w:p>
+    <w:p>
+      <w:pPr>
+        <w:pStyle w:val="ListBullet"/>
+      </w:pPr>
+      <w:r>
+        <w:rPr>
+          <w:rFonts w:ascii="Calibri" w:hAnsi="Calibri"/>
+          <w:i/>
+          <w:color w:val="2B2B2B"/>
+          <w:sz w:val="22"/>
+        </w:rPr>
+        <w:t>Qué la resuelve:</w:t>
+      </w:r>
+      <w:r>
+        <w:rPr>
+          <w:rFonts w:ascii="Calibri" w:hAnsi="Calibri"/>
+          <w:b w:val="0"/>
+          <w:color w:val="2B2B2B"/>
+          <w:sz w:val="22"/>
+        </w:rPr>
+        <w:t xml:space="preserve"> decir «aspirantes» y sostener cómo se les contactó; decir «funcionarios» y reconocer entonces que la población validadora no es la declarada; o reconocer que los gráficos son un ejercicio ilustrativo y no datos de campo, que en este nivel es una respuesta honesta y suma.</w:t>
+      </w:r>
+    </w:p>
+    <w:p>
+      <w:pPr>
+        <w:pStyle w:val="ListBullet"/>
+      </w:pPr>
+      <w:r>
+        <w:rPr>
+          <w:rFonts w:ascii="Calibri" w:hAnsi="Calibri"/>
+          <w:i/>
+          <w:color w:val="2B2B2B"/>
+          <w:sz w:val="22"/>
+        </w:rPr>
+        <w:t>Qué la agrava:</w:t>
+      </w:r>
+      <w:r>
+        <w:rPr>
+          <w:rFonts w:ascii="Calibri" w:hAnsi="Calibri"/>
+          <w:b w:val="0"/>
+          <w:color w:val="2B2B2B"/>
+          <w:sz w:val="22"/>
+        </w:rPr>
+        <w:t xml:space="preserve"> mantener las dos cifras y las dos poblaciones como si fueran compatibles, o afirmar 100 funcionarios reales de una entidad pública sin poder decir cuándo, cómo ni con qué autorización se les encuestó.</w:t>
+      </w:r>
+    </w:p>
+    <w:p>
+      <w:r>
+        <w:rPr>
+          <w:rFonts w:ascii="Calibri" w:hAnsi="Calibri"/>
+          <w:b/>
+          <w:color w:val="2B2B2B"/>
+          <w:sz w:val="22"/>
+        </w:rPr>
+        <w:t>3. Denos dos números del Excel de respuestas: el puntaje del primer simulacro y el del último simulacro de una misma persona. No de la Ilustración 3, del archivo. Si el Excel no guarda dos intentos por persona, díganlo.</w:t>
+      </w:r>
+    </w:p>
+    <w:p>
+      <w:pPr>
+        <w:pStyle w:val="ListBullet"/>
+      </w:pPr>
+      <w:r>
+        <w:rPr>
+          <w:rFonts w:ascii="Calibri" w:hAnsi="Calibri"/>
+          <w:i/>
+          <w:color w:val="2B2B2B"/>
+          <w:sz w:val="22"/>
+        </w:rPr>
+        <w:t>Sale de:</w:t>
+      </w:r>
+      <w:r>
+        <w:rPr>
+          <w:rFonts w:ascii="Calibri" w:hAnsi="Calibri"/>
+          <w:b w:val="0"/>
+          <w:color w:val="2B2B2B"/>
+          <w:sz w:val="22"/>
+        </w:rPr>
+        <w:t xml:space="preserve"> solo del </w:t>
+      </w:r>
+      <w:r>
+        <w:rPr>
+          <w:rFonts w:ascii="Calibri" w:hAnsi="Calibri"/>
+          <w:b/>
+          <w:color w:val="2B2B2B"/>
+          <w:sz w:val="22"/>
+        </w:rPr>
+        <w:t>documento</w:t>
+      </w:r>
+      <w:r>
+        <w:rPr>
+          <w:rFonts w:ascii="Calibri" w:hAnsi="Calibri"/>
+          <w:b w:val="0"/>
+          <w:color w:val="2B2B2B"/>
+          <w:sz w:val="22"/>
+        </w:rPr>
+        <w:t xml:space="preserve"> —pregunta de investigación del folio 14, «rendimiento inicial y final» del folio 28, diseño transeccional del folio 30, cierre del Objetivo específico 4 en el folio 44 y las 17 gráficas de percepción de los folios 53-73—. </w:t>
+      </w:r>
+      <w:r>
+        <w:rPr>
+          <w:rFonts w:ascii="Calibri" w:hAnsi="Calibri"/>
+          <w:b/>
+          <w:color w:val="2B2B2B"/>
+          <w:sz w:val="22"/>
+        </w:rPr>
+        <w:t>Del mazo, nada</w:t>
+      </w:r>
+      <w:r>
+        <w:rPr>
+          <w:rFonts w:ascii="Calibri" w:hAnsi="Calibri"/>
+          <w:b w:val="0"/>
+          <w:color w:val="2B2B2B"/>
+          <w:sz w:val="22"/>
+        </w:rPr>
+        <w:t xml:space="preserve"> (§5); pero si proyectan el archivo de respuestas o el tablero con datos, ahí está la respuesta y hay que mirarla antes de preguntar.</w:t>
+      </w:r>
+    </w:p>
+    <w:p>
+      <w:pPr>
+        <w:pStyle w:val="ListBullet"/>
+      </w:pPr>
+      <w:r>
+        <w:rPr>
+          <w:rFonts w:ascii="Calibri" w:hAnsi="Calibri"/>
+          <w:i/>
+          <w:color w:val="2B2B2B"/>
+          <w:sz w:val="22"/>
+        </w:rPr>
+        <w:t>Por qué:</w:t>
+      </w:r>
+      <w:r>
+        <w:rPr>
+          <w:rFonts w:ascii="Calibri" w:hAnsi="Calibri"/>
+          <w:b w:val="0"/>
+          <w:color w:val="2B2B2B"/>
+          <w:sz w:val="22"/>
+        </w:rPr>
+        <w:t xml:space="preserve"> la pregunta de investigación indaga por el </w:t>
+      </w:r>
+      <w:r>
+        <w:rPr>
+          <w:rFonts w:ascii="Calibri" w:hAnsi="Calibri"/>
+          <w:i/>
+          <w:color w:val="2B2B2B"/>
+          <w:sz w:val="22"/>
+        </w:rPr>
+        <w:t>rendimiento</w:t>
+      </w:r>
+      <w:r>
+        <w:rPr>
+          <w:rFonts w:ascii="Calibri" w:hAnsi="Calibri"/>
+          <w:b w:val="0"/>
+          <w:color w:val="2B2B2B"/>
+          <w:sz w:val="22"/>
+        </w:rPr>
+        <w:t xml:space="preserve"> (p. 14) y la metodología anuncia medir «rendimiento inicial y final» (p. 28), pero el diseño es no experimental transeccional (p. 30) y todo lo reportado es percepción (pp. 53-73). Dos puntajes de una misma persona en dos momentos son el único artefacto que zanja la discusión, y el cierre del Objetivo específico 4 (folio 44) no los trae. </w:t>
+      </w:r>
+      <w:r>
+        <w:rPr>
+          <w:rFonts w:ascii="Calibri" w:hAnsi="Calibri"/>
+          <w:b/>
+          <w:color w:val="2B2B2B"/>
+          <w:sz w:val="22"/>
+        </w:rPr>
+        <w:t>Va después de la 1:</w:t>
+      </w:r>
+      <w:r>
+        <w:rPr>
+          <w:rFonts w:ascii="Calibri" w:hAnsi="Calibri"/>
+          <w:b w:val="0"/>
+          <w:color w:val="2B2B2B"/>
+          <w:sz w:val="22"/>
+        </w:rPr>
+        <w:t xml:space="preserve"> si la plataforma no está desplegada, el archivo de respuestas tampoco existe y la respuesta llega sola.</w:t>
+      </w:r>
+    </w:p>
+    <w:p>
+      <w:pPr>
+        <w:pStyle w:val="ListBullet"/>
+      </w:pPr>
+      <w:r>
+        <w:rPr>
+          <w:rFonts w:ascii="Calibri" w:hAnsi="Calibri"/>
+          <w:i/>
+          <w:color w:val="2B2B2B"/>
+          <w:sz w:val="22"/>
+        </w:rPr>
+        <w:t>Qué la resuelve:</w:t>
+      </w:r>
+      <w:r>
+        <w:rPr>
+          <w:rFonts w:ascii="Calibri" w:hAnsi="Calibri"/>
+          <w:b w:val="0"/>
+          <w:color w:val="2B2B2B"/>
+          <w:sz w:val="22"/>
+        </w:rPr>
+        <w:t xml:space="preserve"> dos puntajes de un mismo usuario, aunque sea de una sola persona y aunque los digan de memoria; o decir con precisión «medimos percepción, no rendimiento; el efecto sobre el puntaje queda como trabajo futuro», con lo cual la conclusión de la p. 74 se reformula sola.</w:t>
+      </w:r>
+    </w:p>
+    <w:p>
+      <w:pPr>
+        <w:pStyle w:val="ListBullet"/>
+      </w:pPr>
+      <w:r>
+        <w:rPr>
+          <w:rFonts w:ascii="Calibri" w:hAnsi="Calibri"/>
+          <w:i/>
+          <w:color w:val="2B2B2B"/>
+          <w:sz w:val="22"/>
+        </w:rPr>
+        <w:t>Qué la agrava:</w:t>
+      </w:r>
+      <w:r>
+        <w:rPr>
+          <w:rFonts w:ascii="Calibri" w:hAnsi="Calibri"/>
+          <w:b w:val="0"/>
+          <w:color w:val="2B2B2B"/>
+          <w:sz w:val="22"/>
+        </w:rPr>
+        <w:t xml:space="preserve"> insistir en que el rendimiento mejoró porque los usuarios dicen que mejoró, presentar el 100 % de aprobación como prueba de eficacia, o remitir el dato a un anexo que el documento no trae.</w:t>
       </w:r>
     </w:p>
     <w:p>
@@ -1702,16 +2687,16 @@
     </w:p>
     <w:p>
       <w:pPr>
-        <w:pStyle w:val="ListNumber"/>
+        <w:spacing w:before="140" w:after="60"/>
       </w:pPr>
       <w:r>
         <w:rPr>
           <w:rFonts w:ascii="Calibri" w:hAnsi="Calibri"/>
-          <w:b w:val="0"/>
-          <w:color w:val="2B2B2B"/>
-          <w:sz w:val="22"/>
-        </w:rPr>
-        <w:t>La limitación de la p. 20 dice que el prototipo no cumple WCAG 2.1 y las pp. 39 y 43 afirman accesibilidad «total» y «plenamente operable»: ¿qué criterio de accesibilidad sí cumplieron y cuál no?</w:t>
+          <w:b/>
+          <w:color w:val="0C2340"/>
+          <w:sz w:val="27"/>
+        </w:rPr>
+        <w:t>Del documento</w:t>
       </w:r>
     </w:p>
     <w:p>
@@ -1725,7 +2710,16 @@
           <w:color w:val="2B2B2B"/>
           <w:sz w:val="22"/>
         </w:rPr>
-        <w:t>La p. 15 fija como indicador un puntaje SUS mayor a 68/100: ¿aplicaron la escala SUS? Si no, ¿por qué la reemplazaron por Likert y qué se pierde con ese cambio?</w:t>
+        <w:t xml:space="preserve">Las dos arquitecturas: los objetivos específicos comprometen Glide Apps/AppSheet, Google Sheets y Looker Studio (pp. 15-16), la arquitectura por capas los repite (pp. 26-27) y la mención de recursos añade «Power BI o entornos de Python» (p. 36), pero el segundo párrafo del Objetivo específico 2 (folio 38) y los resultados describen Power Pages, Microsoft Forms, Excel y Power BI (pp. 50-51): ¿cuál de las dos construyeron y por qué el documento no registra el cambio? </w:t>
+      </w:r>
+      <w:r>
+        <w:rPr>
+          <w:rFonts w:ascii="Calibri" w:hAnsi="Calibri"/>
+          <w:i/>
+          <w:color w:val="2B2B2B"/>
+          <w:sz w:val="22"/>
+        </w:rPr>
+        <w:t>(Al citarlo en voz alta hay que nombrar el objetivo específico, nunca el número de apartado: el «9.3» titula dos apartados distintos, folios 38 y 41.)</w:t>
       </w:r>
     </w:p>
     <w:p>
@@ -1739,7 +2733,16 @@
           <w:color w:val="2B2B2B"/>
           <w:sz w:val="22"/>
         </w:rPr>
-        <w:t>El objetivo 1 de la p. 15 comprometía una base de datos inicial y un mapa de calor de errores por temática: ¿existe ese diagnóstico y qué mostró?</w:t>
+        <w:t xml:space="preserve">En el tablero del prototipo aparece una columna «Posición Actual 112 h»: ¿qué mide esa cifra, sobre qué universo de aspirantes y con qué periodicidad se actualiza? </w:t>
+      </w:r>
+      <w:r>
+        <w:rPr>
+          <w:rFonts w:ascii="Calibri" w:hAnsi="Calibri"/>
+          <w:i/>
+          <w:color w:val="2B2B2B"/>
+          <w:sz w:val="22"/>
+        </w:rPr>
+        <w:t>(La cifra está en la captura del tablero; conviene confirmar la página antes de usarla en sala.)</w:t>
       </w:r>
     </w:p>
     <w:p>
@@ -1753,7 +2756,7 @@
           <w:color w:val="2B2B2B"/>
           <w:sz w:val="22"/>
         </w:rPr>
-        <w:t>¿Con qué banco de preguntas funciona el simulacro: cuántos ítems, quién los redactó y cómo validaron que sean equivalentes a los juicios situacionales de la CNSC (afirmación de «simulador fiel», p. 52)?</w:t>
+        <w:t>La limitación de la p. 20 dice que el prototipo no cumple WCAG 2.1 y las pp. 39 y 43 afirman accesibilidad «total» y «plenamente operable»: ¿qué criterio de accesibilidad sí cumplieron y cuál no?</w:t>
       </w:r>
     </w:p>
     <w:p>
@@ -1767,7 +2770,7 @@
           <w:color w:val="2B2B2B"/>
           <w:sz w:val="22"/>
         </w:rPr>
-        <w:t>Los ejes del marco normativo son tres (tributario, aduanero-cambiario, comportamental, p. 25), en resultados son cuatro —tributario, aduanero, cambiario e internacional, «TACI» (pp. 36, 41)— y los módulos son tres bloques del manual (p. 45): ¿cuál es la estructura definitiva?</w:t>
+        <w:t>La p. 15 fija como indicador un puntaje SUS mayor a 68/100: ¿aplicaron la escala SUS? Si no, ¿por qué la reemplazaron por Likert y qué se pierde con ese cambio?</w:t>
       </w:r>
     </w:p>
     <w:p>
@@ -1781,7 +2784,7 @@
           <w:color w:val="2B2B2B"/>
           <w:sz w:val="22"/>
         </w:rPr>
-        <w:t>El presupuesto está solo como imagen (p. 35) y valora el tiempo del equipo «a precio de mercado»: ¿cuánto costaría sostener la plataforma un año con usuarios reales, dado que el stack es de capa gratuita?</w:t>
+        <w:t>El objetivo 1 de la p. 15 comprometía una base de datos inicial y un mapa de calor de errores por temática: ¿existe ese diagnóstico y qué mostró?</w:t>
       </w:r>
     </w:p>
     <w:p>
@@ -1795,7 +2798,7 @@
           <w:color w:val="2B2B2B"/>
           <w:sz w:val="22"/>
         </w:rPr>
-        <w:t>La p. 35 menciona a un tercer integrante («Puello, Rivas y Villacob») y atribuye la dirección a la Dra. María Fernanda Rivera, mientras la portada (p. 2) registra al Ing. Luis Alfredo Blanquiceth Benavides: ¿cuál es la conformación real del equipo y su director? *(Pregunta administrativa: mejor a la Dirección que en sala.)*</w:t>
+        <w:t>¿Con qué banco de preguntas funciona el simulacro: cuántos ítems, quién los redactó y cómo validaron que sean equivalentes a los juicios situacionales de la CNSC (afirmación de «simulador fiel», p. 52)?</w:t>
       </w:r>
     </w:p>
     <w:p>
@@ -1809,7 +2812,92 @@
           <w:color w:val="2B2B2B"/>
           <w:sz w:val="22"/>
         </w:rPr>
+        <w:t>Los ejes del marco normativo son tres (tributario, aduanero-cambiario, comportamental, p. 25), en resultados son cuatro —tributario, aduanero, cambiario e internacional, «TACI» (pp. 36, 41)— y los módulos son tres bloques del manual (p. 45): ¿cuál es la estructura definitiva?</w:t>
+      </w:r>
+    </w:p>
+    <w:p>
+      <w:pPr>
+        <w:pStyle w:val="ListNumber"/>
+      </w:pPr>
+      <w:r>
+        <w:rPr>
+          <w:rFonts w:ascii="Calibri" w:hAnsi="Calibri"/>
+          <w:b w:val="0"/>
+          <w:color w:val="2B2B2B"/>
+          <w:sz w:val="22"/>
+        </w:rPr>
+        <w:t>El presupuesto está solo como imagen (p. 35) y valora el tiempo del equipo «a precio de mercado»: ¿cuánto costaría sostener la plataforma un año con usuarios reales, dado que el stack es de capa gratuita?</w:t>
+      </w:r>
+    </w:p>
+    <w:p>
+      <w:pPr>
+        <w:pStyle w:val="ListNumber"/>
+      </w:pPr>
+      <w:r>
+        <w:rPr>
+          <w:rFonts w:ascii="Calibri" w:hAnsi="Calibri"/>
+          <w:b w:val="0"/>
+          <w:color w:val="2B2B2B"/>
+          <w:sz w:val="22"/>
+        </w:rPr>
+        <w:t xml:space="preserve">La p. 35 menciona a un tercer integrante («Puello, Rivas y Villacob») y atribuye la dirección a la Dra. María Fernanda Rivera, mientras la portada (p. 2) registra al Ing. Luis Alfredo Blanquiceth Benavides: ¿cuál es la conformación real del equipo y su director? </w:t>
+      </w:r>
+      <w:r>
+        <w:rPr>
+          <w:rFonts w:ascii="Calibri" w:hAnsi="Calibri"/>
+          <w:i/>
+          <w:color w:val="2B2B2B"/>
+          <w:sz w:val="22"/>
+        </w:rPr>
+        <w:t>(Pregunta administrativa: mejor a la Dirección que en sala.)</w:t>
+      </w:r>
+    </w:p>
+    <w:p>
+      <w:pPr>
+        <w:pStyle w:val="ListNumber"/>
+      </w:pPr>
+      <w:r>
+        <w:rPr>
+          <w:rFonts w:ascii="Calibri" w:hAnsi="Calibri"/>
+          <w:b w:val="0"/>
+          <w:color w:val="2B2B2B"/>
+          <w:sz w:val="22"/>
+        </w:rPr>
         <w:t>Recomiendan IA adaptativa y multi-entidad (p. 75): ¿qué del diseño actual habría que rehacer para que el sistema lea manuales de funciones de otra entidad, dado que ustedes mismos declararon esa limitación (p. 20)?</w:t>
+      </w:r>
+    </w:p>
+    <w:p>
+      <w:pPr>
+        <w:spacing w:before="140" w:after="60"/>
+      </w:pPr>
+      <w:r>
+        <w:rPr>
+          <w:rFonts w:ascii="Calibri" w:hAnsi="Calibri"/>
+          <w:b/>
+          <w:color w:val="0C2340"/>
+          <w:sz w:val="27"/>
+        </w:rPr>
+        <w:t>De las diapositivas</w:t>
+      </w:r>
+    </w:p>
+    <w:p>
+      <w:r>
+        <w:rPr>
+          <w:rFonts w:ascii="Calibri" w:hAnsi="Calibri"/>
+          <w:b/>
+          <w:color w:val="2B2B2B"/>
+          <w:sz w:val="22"/>
+        </w:rPr>
+        <w:t>Ninguna.</w:t>
+      </w:r>
+      <w:r>
+        <w:rPr>
+          <w:rFonts w:ascii="Calibri" w:hAnsi="Calibri"/>
+          <w:b w:val="0"/>
+          <w:color w:val="2B2B2B"/>
+          <w:sz w:val="22"/>
+        </w:rPr>
+        <w:t xml:space="preserve"> No hay mazo entregado (§5), así que no hay preguntas escritas de antemano contra la pantalla. Lo que dependa de lo que proyecten está en la lista «Qué mirar en pantalla» de la §5 y en los condicionales de la §7, que es donde se decide en caliente.</w:t>
       </w:r>
     </w:p>
     <w:p>
@@ -1823,7 +2911,7 @@
           <w:color w:val="007433"/>
           <w:sz w:val="32"/>
         </w:rPr>
-        <w:t>6. PREGUNTAS DESPUÉS — condicionales, para marcar en caliente</w:t>
+        <w:t>7. PREGUNTAS DESPUÉS — condicionales, para marcar en caliente</w:t>
       </w:r>
     </w:p>
     <w:p>
@@ -1869,7 +2957,7 @@
           <w:color w:val="2B2B2B"/>
           <w:sz w:val="22"/>
         </w:rPr>
-        <w:t xml:space="preserve"> → dar por resuelta la pregunta 1 y pasar a: «¿por qué los objetivos de la p. 15 siguen escritos con herramientas de Google?».</w:t>
+        <w:t xml:space="preserve"> → dar por resuelta la pregunta 1 y pasar a la reserva 4: «¿por qué los objetivos de la p. 15 siguen escritos con herramientas de Google?».</w:t>
       </w:r>
     </w:p>
     <w:p>
@@ -1883,7 +2971,7 @@
           <w:color w:val="2B2B2B"/>
           <w:sz w:val="22"/>
         </w:rPr>
-        <w:t>Si dijeron «validamos con 100 funcionarios»</w:t>
+        <w:t>Si presentan la Ilustración 3 (p. 41) como la evolución de los simulacros</w:t>
       </w:r>
       <w:r>
         <w:rPr>
@@ -1892,7 +2980,7 @@
           <w:color w:val="2B2B2B"/>
           <w:sz w:val="22"/>
         </w:rPr>
-        <w:t xml:space="preserve"> → «¿en qué fechas, por qué medio y con qué autorización de la entidad?». Si no hay respuesta concreta, no insistir en público: anotarlo para el acta y la nota.</w:t>
+        <w:t xml:space="preserve"> → «en esa gráfica hay dos series rotuladas “Simulacro 2” y el eje de meses va Ago-Sep-Oct-Sep-Oct: ¿qué mide cada serie y en qué orden van los meses?». Condicional atómico: si no la proyectan, no se pregunta.</w:t>
       </w:r>
     </w:p>
     <w:p>
@@ -1906,7 +2994,7 @@
           <w:color w:val="2B2B2B"/>
           <w:sz w:val="22"/>
         </w:rPr>
-        <w:t>Si reconocieron que los datos de las encuestas son ilustrativos o simulados</w:t>
+        <w:t>Si dijeron «validamos con 100 funcionarios»</w:t>
       </w:r>
       <w:r>
         <w:rPr>
@@ -1915,7 +3003,7 @@
           <w:color w:val="2B2B2B"/>
           <w:sz w:val="22"/>
         </w:rPr>
-        <w:t xml:space="preserve"> → tratarlo como fortaleza de honestidad y preguntar en cambio: «¿qué haría falta para una validación real y cuánto tomaría?». No convertirlo en un juicio de integridad en sala.</w:t>
+        <w:t xml:space="preserve"> → «¿en qué fechas, por qué medio y con qué autorización de la entidad?». Si no hay respuesta concreta, no insistir en público: anotarlo para el acta y la nota.</w:t>
       </w:r>
     </w:p>
     <w:p>
@@ -1929,7 +3017,7 @@
           <w:color w:val="2B2B2B"/>
           <w:sz w:val="22"/>
         </w:rPr>
-        <w:t>Si presentaron el 100 % y el 98 % como prueba de eficacia sin matizar</w:t>
+        <w:t>Si reconocieron que los datos de las encuestas son ilustrativos o simulados</w:t>
       </w:r>
       <w:r>
         <w:rPr>
@@ -1938,7 +3026,7 @@
           <w:color w:val="2B2B2B"/>
           <w:sz w:val="22"/>
         </w:rPr>
-        <w:t xml:space="preserve"> → «¿qué explicación tienen para que ninguna de las 17 preguntas registre desacuerdo, y qué le dirían a un lector escéptico de esos porcentajes?».</w:t>
+        <w:t xml:space="preserve"> → tratarlo como fortaleza de honestidad y preguntar en cambio: «¿qué haría falta para una validación real y cuánto tomaría?». No convertirlo en un juicio de integridad en sala.</w:t>
       </w:r>
     </w:p>
     <w:p>
@@ -1952,7 +3040,7 @@
           <w:color w:val="2B2B2B"/>
           <w:sz w:val="22"/>
         </w:rPr>
-        <w:t>Si hablaron de gamificación como eje central</w:t>
+        <w:t>Si presentaron el 100 % y el 98 % como prueba de eficacia sin matizar</w:t>
       </w:r>
       <w:r>
         <w:rPr>
@@ -1961,7 +3049,7 @@
           <w:color w:val="2B2B2B"/>
           <w:sz w:val="22"/>
         </w:rPr>
-        <w:t xml:space="preserve"> → «en el documento la gamificación son checkmarks y sonidos de confirmación (p. 40): ¿hay niveles, insignias o barras de progreso como anuncia el alcance (p. 19), y dónde se ven?».</w:t>
+        <w:t xml:space="preserve"> → «¿qué explicación tienen para que ninguna de las 17 preguntas registre desacuerdo, y qué le dirían a un lector escéptico de esos porcentajes?».</w:t>
       </w:r>
     </w:p>
     <w:p>
@@ -1975,7 +3063,7 @@
           <w:color w:val="2B2B2B"/>
           <w:sz w:val="22"/>
         </w:rPr>
-        <w:t>Si saltaron los resultados por tiempo</w:t>
+        <w:t>Si hablaron de gamificación como eje central</w:t>
       </w:r>
       <w:r>
         <w:rPr>
@@ -1984,7 +3072,7 @@
           <w:color w:val="2B2B2B"/>
           <w:sz w:val="22"/>
         </w:rPr>
-        <w:t xml:space="preserve"> → ir directo al objetivo 4: «denos en un minuto quién probó el prototipo, cuántos eran y qué encontraron».</w:t>
+        <w:t xml:space="preserve"> → «en el documento la gamificación son checkmarks y sonidos de confirmación (p. 40): ¿hay niveles, insignias o barras de progreso como anuncia el alcance (p. 19), y dónde se ven?».</w:t>
       </w:r>
     </w:p>
     <w:p>
@@ -1998,7 +3086,7 @@
           <w:color w:val="2B2B2B"/>
           <w:sz w:val="22"/>
         </w:rPr>
-        <w:t>Si solo habló un integrante</w:t>
+        <w:t>Si saltaron los resultados por tiempo</w:t>
       </w:r>
       <w:r>
         <w:rPr>
@@ -2007,7 +3095,7 @@
           <w:color w:val="2B2B2B"/>
           <w:sz w:val="22"/>
         </w:rPr>
-        <w:t xml:space="preserve"> → pedir explícitamente al otro que explique una parte técnica concreta: «cómo se calcula la nota ponderada por eje normativo y contra el umbral 65/100» (pp. 26-27). Es la vía legítima para verificar dominio individual.</w:t>
+        <w:t xml:space="preserve"> → ir directo al objetivo 4: «denos en un minuto quién probó el prototipo, cuántos eran y qué encontraron».</w:t>
       </w:r>
     </w:p>
     <w:p>
@@ -2021,7 +3109,7 @@
           <w:color w:val="2B2B2B"/>
           <w:sz w:val="22"/>
         </w:rPr>
-        <w:t>Si afirmaron que la plataforma es accesible o inclusiva</w:t>
+        <w:t>Si solo habló un integrante</w:t>
       </w:r>
       <w:r>
         <w:rPr>
@@ -2030,7 +3118,7 @@
           <w:color w:val="2B2B2B"/>
           <w:sz w:val="22"/>
         </w:rPr>
-        <w:t xml:space="preserve"> → contrastar con su propia limitación de WCAG 2.1 (pp. 20-21) y dejarles corregir el alcance de la afirmación.</w:t>
+        <w:t xml:space="preserve"> → pedir explícitamente al otro que explique una parte técnica concreta: «cómo se calcula la nota ponderada por eje normativo y contra el umbral 65/100» (pp. 26-27). Es la vía legítima para verificar dominio individual.</w:t>
       </w:r>
     </w:p>
     <w:p>
@@ -2044,6 +3132,29 @@
           <w:color w:val="2B2B2B"/>
           <w:sz w:val="22"/>
         </w:rPr>
+        <w:t>Si afirmaron que la plataforma es accesible o inclusiva</w:t>
+      </w:r>
+      <w:r>
+        <w:rPr>
+          <w:rFonts w:ascii="Calibri" w:hAnsi="Calibri"/>
+          <w:b w:val="0"/>
+          <w:color w:val="2B2B2B"/>
+          <w:sz w:val="22"/>
+        </w:rPr>
+        <w:t xml:space="preserve"> → contrastar con su propia limitación de WCAG 2.1 (pp. 20-21) y dejarles corregir el alcance de la afirmación.</w:t>
+      </w:r>
+    </w:p>
+    <w:p>
+      <w:pPr>
+        <w:pStyle w:val="ListBullet"/>
+      </w:pPr>
+      <w:r>
+        <w:rPr>
+          <w:rFonts w:ascii="Calibri" w:hAnsi="Calibri"/>
+          <w:b/>
+          <w:color w:val="2B2B2B"/>
+          <w:sz w:val="22"/>
+        </w:rPr>
         <w:t>Si atribuyeron el trabajo a tres personas o mencionaron a un tercero</w:t>
       </w:r>
       <w:r>
@@ -2067,7 +3178,7 @@
           <w:color w:val="007433"/>
           <w:sz w:val="32"/>
         </w:rPr>
-        <w:t>7. Umbrales de nota (escala 0,1–5,0, cuatro criterios del jurado)</w:t>
+        <w:t>8. Umbrales de nota (escala 0,1–5,0, cuatro criterios del jurado)</w:t>
       </w:r>
     </w:p>
     <w:p>
@@ -2217,7 +3328,825 @@
           <w:color w:val="007433"/>
           <w:sz w:val="32"/>
         </w:rPr>
-        <w:t>8. Observaciones administrativas (no académicas)</w:t>
+        <w:t>8.1 Formulario oficial del jurado — 5 criterios en escala 1–5</w:t>
+      </w:r>
+    </w:p>
+    <w:p>
+      <w:pPr>
+        <w:ind w:left="432"/>
+        <w:shd w:val="clear" w:fill="E8F5EC"/>
+      </w:pPr>
+      <w:r>
+        <w:rPr>
+          <w:rFonts w:ascii="Calibri" w:hAnsi="Calibri"/>
+          <w:b/>
+          <w:i/>
+          <w:color w:val="2B2B2B"/>
+          <w:sz w:val="21"/>
+        </w:rPr>
+        <w:t>Instrumento distinto de los cuatro criterios de arriba.</w:t>
+      </w:r>
+      <w:r>
+        <w:rPr>
+          <w:rFonts w:ascii="Calibri" w:hAnsi="Calibri"/>
+          <w:b w:val="0"/>
+          <w:i/>
+          <w:color w:val="2B2B2B"/>
+          <w:sz w:val="21"/>
+        </w:rPr>
+        <w:t xml:space="preserve"> Son las cinco preguntas del formulario que la Dirección le pide al jurado, cada una con opciones </w:t>
+      </w:r>
+      <w:r>
+        <w:rPr>
+          <w:rFonts w:ascii="Calibri" w:hAnsi="Calibri"/>
+          <w:b/>
+          <w:i/>
+          <w:color w:val="2B2B2B"/>
+          <w:sz w:val="21"/>
+        </w:rPr>
+        <w:t>1 2 3 4 5</w:t>
+      </w:r>
+      <w:r>
+        <w:rPr>
+          <w:rFonts w:ascii="Calibri" w:hAnsi="Calibri"/>
+          <w:b w:val="0"/>
+          <w:i/>
+          <w:color w:val="2B2B2B"/>
+          <w:sz w:val="21"/>
+        </w:rPr>
+        <w:t xml:space="preserve">. </w:t>
+      </w:r>
+      <w:r>
+        <w:rPr>
+          <w:rFonts w:ascii="Calibri" w:hAnsi="Calibri"/>
+          <w:b/>
+          <w:i/>
+          <w:color w:val="2B2B2B"/>
+          <w:sz w:val="21"/>
+        </w:rPr>
+        <w:t>Ninguna califica la sustentación oral:</w:t>
+      </w:r>
+      <w:r>
+        <w:rPr>
+          <w:rFonts w:ascii="Calibri" w:hAnsi="Calibri"/>
+          <w:b w:val="0"/>
+          <w:i/>
+          <w:color w:val="2B2B2B"/>
+          <w:sz w:val="21"/>
+        </w:rPr>
+        <w:t xml:space="preserve"> las cinco se responden con el documento, así que van precargadas con la página que las sostiene y en sala solo se confirman.</w:t>
+      </w:r>
+    </w:p>
+    <w:p>
+      <w:pPr>
+        <w:ind w:left="432"/>
+        <w:shd w:val="clear" w:fill="E8F5EC"/>
+      </w:pPr>
+    </w:p>
+    <w:p>
+      <w:pPr>
+        <w:ind w:left="432"/>
+        <w:shd w:val="clear" w:fill="E8F5EC"/>
+      </w:pPr>
+      <w:r>
+        <w:rPr>
+          <w:rFonts w:ascii="Calibri" w:hAnsi="Calibri"/>
+          <w:b w:val="0"/>
+          <w:i/>
+          <w:color w:val="2B2B2B"/>
+          <w:sz w:val="21"/>
+        </w:rPr>
+        <w:t xml:space="preserve">Lectura de la escala, fijada de antemano: </w:t>
+      </w:r>
+      <w:r>
+        <w:rPr>
+          <w:rFonts w:ascii="Calibri" w:hAnsi="Calibri"/>
+          <w:b/>
+          <w:i/>
+          <w:color w:val="2B2B2B"/>
+          <w:sz w:val="21"/>
+        </w:rPr>
+        <w:t>5</w:t>
+      </w:r>
+      <w:r>
+        <w:rPr>
+          <w:rFonts w:ascii="Calibri" w:hAnsi="Calibri"/>
+          <w:b w:val="0"/>
+          <w:i/>
+          <w:color w:val="2B2B2B"/>
+          <w:sz w:val="21"/>
+        </w:rPr>
+        <w:t xml:space="preserve"> sobresaliente, sin reparos de fondo · </w:t>
+      </w:r>
+      <w:r>
+        <w:rPr>
+          <w:rFonts w:ascii="Calibri" w:hAnsi="Calibri"/>
+          <w:b/>
+          <w:i/>
+          <w:color w:val="2B2B2B"/>
+          <w:sz w:val="21"/>
+        </w:rPr>
+        <w:t>4</w:t>
+      </w:r>
+      <w:r>
+        <w:rPr>
+          <w:rFonts w:ascii="Calibri" w:hAnsi="Calibri"/>
+          <w:b w:val="0"/>
+          <w:i/>
+          <w:color w:val="2B2B2B"/>
+          <w:sz w:val="21"/>
+        </w:rPr>
+        <w:t xml:space="preserve"> sólido, con reparos menores y declarados · </w:t>
+      </w:r>
+      <w:r>
+        <w:rPr>
+          <w:rFonts w:ascii="Calibri" w:hAnsi="Calibri"/>
+          <w:b/>
+          <w:i/>
+          <w:color w:val="2B2B2B"/>
+          <w:sz w:val="21"/>
+        </w:rPr>
+        <w:t>3</w:t>
+      </w:r>
+      <w:r>
+        <w:rPr>
+          <w:rFonts w:ascii="Calibri" w:hAnsi="Calibri"/>
+          <w:b w:val="0"/>
+          <w:i/>
+          <w:color w:val="2B2B2B"/>
+          <w:sz w:val="21"/>
+        </w:rPr>
+        <w:t xml:space="preserve"> aceptable, con un reparo de fondo que el documento no resuelve · </w:t>
+      </w:r>
+      <w:r>
+        <w:rPr>
+          <w:rFonts w:ascii="Calibri" w:hAnsi="Calibri"/>
+          <w:b/>
+          <w:i/>
+          <w:color w:val="2B2B2B"/>
+          <w:sz w:val="21"/>
+        </w:rPr>
+        <w:t>2</w:t>
+      </w:r>
+      <w:r>
+        <w:rPr>
+          <w:rFonts w:ascii="Calibri" w:hAnsi="Calibri"/>
+          <w:b w:val="0"/>
+          <w:i/>
+          <w:color w:val="2B2B2B"/>
+          <w:sz w:val="21"/>
+        </w:rPr>
+        <w:t xml:space="preserve"> deficiente: hay material, pero se contradice o no sostiene lo que afirma · </w:t>
+      </w:r>
+      <w:r>
+        <w:rPr>
+          <w:rFonts w:ascii="Calibri" w:hAnsi="Calibri"/>
+          <w:b/>
+          <w:i/>
+          <w:color w:val="2B2B2B"/>
+          <w:sz w:val="21"/>
+        </w:rPr>
+        <w:t>1</w:t>
+      </w:r>
+      <w:r>
+        <w:rPr>
+          <w:rFonts w:ascii="Calibri" w:hAnsi="Calibri"/>
+          <w:b w:val="0"/>
+          <w:i/>
+          <w:color w:val="2B2B2B"/>
+          <w:sz w:val="21"/>
+        </w:rPr>
+        <w:t xml:space="preserve"> sin base verificable en el documento.</w:t>
+      </w:r>
+    </w:p>
+    <w:p>
+      <w:pPr>
+        <w:ind w:left="432"/>
+        <w:shd w:val="clear" w:fill="E8F5EC"/>
+      </w:pPr>
+    </w:p>
+    <w:p>
+      <w:pPr>
+        <w:ind w:left="432"/>
+        <w:shd w:val="clear" w:fill="E8F5EC"/>
+      </w:pPr>
+      <w:r>
+        <w:rPr>
+          <w:rFonts w:ascii="Calibri" w:hAnsi="Calibri"/>
+          <w:b w:val="0"/>
+          <w:i/>
+          <w:color w:val="2B2B2B"/>
+          <w:sz w:val="21"/>
+        </w:rPr>
+        <w:t xml:space="preserve">⚠️ </w:t>
+      </w:r>
+      <w:r>
+        <w:rPr>
+          <w:rFonts w:ascii="Calibri" w:hAnsi="Calibri"/>
+          <w:b/>
+          <w:i/>
+          <w:color w:val="2B2B2B"/>
+          <w:sz w:val="21"/>
+        </w:rPr>
+        <w:t>Este 1–5 no es la nota del acta.</w:t>
+      </w:r>
+      <w:r>
+        <w:rPr>
+          <w:rFonts w:ascii="Calibri" w:hAnsi="Calibri"/>
+          <w:b w:val="0"/>
+          <w:i/>
+          <w:color w:val="2B2B2B"/>
+          <w:sz w:val="21"/>
+        </w:rPr>
+        <w:t xml:space="preserve"> La nota que se reporta sale de los cuatro criterios y de los umbrales de esta §8. La casilla del formulario la marca el jurado humano; esto es una propuesta con página.</w:t>
+      </w:r>
+    </w:p>
+    <w:p>
+      <w:r>
+        <w:rPr>
+          <w:rFonts w:ascii="Calibri" w:hAnsi="Calibri"/>
+          <w:b/>
+          <w:color w:val="2B2B2B"/>
+          <w:sz w:val="22"/>
+        </w:rPr>
+        <w:t>1. Planteamiento de la problemática y formulación de objetivos</w:t>
+      </w:r>
+      <w:r>
+        <w:rPr>
+          <w:rFonts w:ascii="Calibri" w:hAnsi="Calibri"/>
+          <w:b w:val="0"/>
+          <w:color w:val="2B2B2B"/>
+          <w:sz w:val="22"/>
+        </w:rPr>
+        <w:t xml:space="preserve"> — propuesto </w:t>
+      </w:r>
+      <w:r>
+        <w:rPr>
+          <w:rFonts w:ascii="Calibri" w:hAnsi="Calibri"/>
+          <w:b/>
+          <w:color w:val="2B2B2B"/>
+          <w:sz w:val="22"/>
+        </w:rPr>
+        <w:t>2</w:t>
+      </w:r>
+      <w:r>
+        <w:rPr>
+          <w:rFonts w:ascii="Calibri" w:hAnsi="Calibri"/>
+          <w:b w:val="0"/>
+          <w:color w:val="2B2B2B"/>
+          <w:sz w:val="22"/>
+        </w:rPr>
+        <w:t xml:space="preserve"> / 5</w:t>
+      </w:r>
+    </w:p>
+    <w:p>
+      <w:pPr>
+        <w:ind w:left="432"/>
+        <w:shd w:val="clear" w:fill="E8F5EC"/>
+      </w:pPr>
+      <w:r>
+        <w:rPr>
+          <w:rFonts w:ascii="Calibri" w:hAnsi="Calibri"/>
+          <w:b w:val="0"/>
+          <w:i/>
+          <w:color w:val="2B2B2B"/>
+          <w:sz w:val="21"/>
+        </w:rPr>
+        <w:t>Claridad, pertinencia y delimitación del problema de investigación, así como la coherencia y precisión de los objetivos propuestos, verificando su alineación con el propósito del estudio y su viabilidad investigativa.</w:t>
+      </w:r>
+    </w:p>
+    <w:p>
+      <w:r>
+        <w:rPr>
+          <w:rFonts w:ascii="Calibri" w:hAnsi="Calibri"/>
+          <w:b w:val="0"/>
+          <w:color w:val="2B2B2B"/>
+          <w:sz w:val="22"/>
+        </w:rPr>
+        <w:t xml:space="preserve">Es el planteamiento más desordenado de la jornada, y no por interpretación: el documento trae </w:t>
+      </w:r>
+      <w:r>
+        <w:rPr>
+          <w:rFonts w:ascii="Calibri" w:hAnsi="Calibri"/>
+          <w:b/>
+          <w:color w:val="2B2B2B"/>
+          <w:sz w:val="22"/>
+        </w:rPr>
+        <w:t>dos juegos de objetivos específicos</w:t>
+      </w:r>
+      <w:r>
+        <w:rPr>
+          <w:rFonts w:ascii="Calibri" w:hAnsi="Calibri"/>
+          <w:b w:val="0"/>
+          <w:color w:val="2B2B2B"/>
+          <w:sz w:val="22"/>
+        </w:rPr>
+        <w:t xml:space="preserve"> —los de la p. 15 y los «Requisito 1-4» que estructuran las pp. 36-73—, sin decir cuál manda. La pregunta de investigación indaga por el </w:t>
+      </w:r>
+      <w:r>
+        <w:rPr>
+          <w:rFonts w:ascii="Calibri" w:hAnsi="Calibri"/>
+          <w:b/>
+          <w:color w:val="2B2B2B"/>
+          <w:sz w:val="22"/>
+        </w:rPr>
+        <w:t>rendimiento</w:t>
+      </w:r>
+      <w:r>
+        <w:rPr>
+          <w:rFonts w:ascii="Calibri" w:hAnsi="Calibri"/>
+          <w:b w:val="0"/>
+          <w:color w:val="2B2B2B"/>
+          <w:sz w:val="22"/>
+        </w:rPr>
+        <w:t xml:space="preserve"> (p. 14) y la metodología anuncia medir rendimiento inicial y final (p. 28) sobre un diseño no experimental transeccional (p. 30) que no puede hacerlo. Y la población que valida son funcionarios de la DIAN, no los aspirantes que la p. 31 declara como participantes.</w:t>
+      </w:r>
+    </w:p>
+    <w:p>
+      <w:r>
+        <w:rPr>
+          <w:rFonts w:ascii="Calibri" w:hAnsi="Calibri"/>
+          <w:b/>
+          <w:color w:val="2B2B2B"/>
+          <w:sz w:val="22"/>
+        </w:rPr>
+        <w:t>2. Marco teórico y referentes conceptuales</w:t>
+      </w:r>
+      <w:r>
+        <w:rPr>
+          <w:rFonts w:ascii="Calibri" w:hAnsi="Calibri"/>
+          <w:b w:val="0"/>
+          <w:color w:val="2B2B2B"/>
+          <w:sz w:val="22"/>
+        </w:rPr>
+        <w:t xml:space="preserve"> — propuesto </w:t>
+      </w:r>
+      <w:r>
+        <w:rPr>
+          <w:rFonts w:ascii="Calibri" w:hAnsi="Calibri"/>
+          <w:b/>
+          <w:color w:val="2B2B2B"/>
+          <w:sz w:val="22"/>
+        </w:rPr>
+        <w:t>3</w:t>
+      </w:r>
+      <w:r>
+        <w:rPr>
+          <w:rFonts w:ascii="Calibri" w:hAnsi="Calibri"/>
+          <w:b w:val="0"/>
+          <w:color w:val="2B2B2B"/>
+          <w:sz w:val="22"/>
+        </w:rPr>
+        <w:t xml:space="preserve"> / 5</w:t>
+      </w:r>
+    </w:p>
+    <w:p>
+      <w:pPr>
+        <w:ind w:left="432"/>
+        <w:shd w:val="clear" w:fill="E8F5EC"/>
+      </w:pPr>
+      <w:r>
+        <w:rPr>
+          <w:rFonts w:ascii="Calibri" w:hAnsi="Calibri"/>
+          <w:b w:val="0"/>
+          <w:i/>
+          <w:color w:val="2B2B2B"/>
+          <w:sz w:val="21"/>
+        </w:rPr>
+        <w:t>Solidez del sustento teórico del proyecto, la pertinencia y actualidad de las fuentes consultadas, y la capacidad de articular conceptos, enfoques y antecedentes que fundamenten adecuadamente la investigación.</w:t>
+      </w:r>
+    </w:p>
+    <w:p>
+      <w:r>
+        <w:rPr>
+          <w:rFonts w:ascii="Calibri" w:hAnsi="Calibri"/>
+          <w:b w:val="0"/>
+          <w:color w:val="2B2B2B"/>
+          <w:sz w:val="22"/>
+        </w:rPr>
+        <w:t>El marco normativo es lo mejor del documento y se sostiene con página: Decreto Ley 714 de 2020 con el umbral de 65/100 (pp. 25-26), Decreto 1165 de 2019 (p. 37) y los manuales de funciones (pp. 46-49). No pasa de 3 porque el referente es normativo y no conceptual: no hay literatura sobre plataformas de preparación, usabilidad ni evaluación del aprendizaje, y lo que hay son enlaces bibliográficos (pp. 76-78).</w:t>
+      </w:r>
+    </w:p>
+    <w:p>
+      <w:r>
+        <w:rPr>
+          <w:rFonts w:ascii="Calibri" w:hAnsi="Calibri"/>
+          <w:b/>
+          <w:color w:val="2B2B2B"/>
+          <w:sz w:val="22"/>
+        </w:rPr>
+        <w:t>3. Metodología, muestra y coherencia del diseño</w:t>
+      </w:r>
+      <w:r>
+        <w:rPr>
+          <w:rFonts w:ascii="Calibri" w:hAnsi="Calibri"/>
+          <w:b w:val="0"/>
+          <w:color w:val="2B2B2B"/>
+          <w:sz w:val="22"/>
+        </w:rPr>
+        <w:t xml:space="preserve"> — propuesto </w:t>
+      </w:r>
+      <w:r>
+        <w:rPr>
+          <w:rFonts w:ascii="Calibri" w:hAnsi="Calibri"/>
+          <w:b/>
+          <w:color w:val="2B2B2B"/>
+          <w:sz w:val="22"/>
+        </w:rPr>
+        <w:t>2</w:t>
+      </w:r>
+      <w:r>
+        <w:rPr>
+          <w:rFonts w:ascii="Calibri" w:hAnsi="Calibri"/>
+          <w:b w:val="0"/>
+          <w:color w:val="2B2B2B"/>
+          <w:sz w:val="22"/>
+        </w:rPr>
+        <w:t xml:space="preserve"> / 5</w:t>
+      </w:r>
+    </w:p>
+    <w:p>
+      <w:pPr>
+        <w:ind w:left="432"/>
+        <w:shd w:val="clear" w:fill="E8F5EC"/>
+      </w:pPr>
+      <w:r>
+        <w:rPr>
+          <w:rFonts w:ascii="Calibri" w:hAnsi="Calibri"/>
+          <w:b w:val="0"/>
+          <w:i/>
+          <w:color w:val="2B2B2B"/>
+          <w:sz w:val="21"/>
+        </w:rPr>
+        <w:t>Correspondencia entre el enfoque metodológico, el tipo de estudio, las técnicas e instrumentos de recolección de información y la definición de la muestra, garantizando la coherencia interna del diseño investigativo.</w:t>
+      </w:r>
+    </w:p>
+    <w:p>
+      <w:r>
+        <w:rPr>
+          <w:rFonts w:ascii="Calibri" w:hAnsi="Calibri"/>
+          <w:b w:val="0"/>
+          <w:color w:val="2B2B2B"/>
+          <w:sz w:val="22"/>
+        </w:rPr>
+        <w:t xml:space="preserve">El diseño se declara (no experimental transeccional, muestreo por conveniencia, p. 30) pero no se puede reconstruir: </w:t>
+      </w:r>
+      <w:r>
+        <w:rPr>
+          <w:rFonts w:ascii="Calibri" w:hAnsi="Calibri"/>
+          <w:b/>
+          <w:color w:val="2B2B2B"/>
+          <w:sz w:val="22"/>
+        </w:rPr>
+        <w:t>la sección de participantes no da tamaño de muestra</w:t>
+      </w:r>
+      <w:r>
+        <w:rPr>
+          <w:rFonts w:ascii="Calibri" w:hAnsi="Calibri"/>
+          <w:b w:val="0"/>
+          <w:color w:val="2B2B2B"/>
+          <w:sz w:val="22"/>
+        </w:rPr>
+        <w:t xml:space="preserve"> (pp. 31-32), el objetivo 4 habla de </w:t>
+      </w:r>
+      <w:r>
+        <w:rPr>
+          <w:rFonts w:ascii="Calibri" w:hAnsi="Calibri"/>
+          <w:b/>
+          <w:color w:val="2B2B2B"/>
+          <w:sz w:val="22"/>
+        </w:rPr>
+        <w:t>10 personas</w:t>
+      </w:r>
+      <w:r>
+        <w:rPr>
+          <w:rFonts w:ascii="Calibri" w:hAnsi="Calibri"/>
+          <w:b w:val="0"/>
+          <w:color w:val="2B2B2B"/>
+          <w:sz w:val="22"/>
+        </w:rPr>
+        <w:t xml:space="preserve"> (p. 42) y los resultados de </w:t>
+      </w:r>
+      <w:r>
+        <w:rPr>
+          <w:rFonts w:ascii="Calibri" w:hAnsi="Calibri"/>
+          <w:b/>
+          <w:color w:val="2B2B2B"/>
+          <w:sz w:val="22"/>
+        </w:rPr>
+        <w:t>100 funcionarios de la DIAN</w:t>
+      </w:r>
+      <w:r>
+        <w:rPr>
+          <w:rFonts w:ascii="Calibri" w:hAnsi="Calibri"/>
+          <w:b w:val="0"/>
+          <w:color w:val="2B2B2B"/>
+          <w:sz w:val="22"/>
+        </w:rPr>
+        <w:t xml:space="preserve"> (pp. 52, 59, 65), un resultado se presenta «según la simulación» (p. 43), no hay anexo del instrumento y no hay ninguna consideración ética para una encuesta a funcionarios públicos. Se queda en 2 y no en 1 porque el diseño y la técnica sí están nombrados.</w:t>
+      </w:r>
+    </w:p>
+    <w:p>
+      <w:r>
+        <w:rPr>
+          <w:rFonts w:ascii="Calibri" w:hAnsi="Calibri"/>
+          <w:b/>
+          <w:color w:val="2B2B2B"/>
+          <w:sz w:val="22"/>
+        </w:rPr>
+        <w:t>4. Resultados y conclusiones</w:t>
+      </w:r>
+      <w:r>
+        <w:rPr>
+          <w:rFonts w:ascii="Calibri" w:hAnsi="Calibri"/>
+          <w:b w:val="0"/>
+          <w:color w:val="2B2B2B"/>
+          <w:sz w:val="22"/>
+        </w:rPr>
+        <w:t xml:space="preserve"> — propuesto </w:t>
+      </w:r>
+      <w:r>
+        <w:rPr>
+          <w:rFonts w:ascii="Calibri" w:hAnsi="Calibri"/>
+          <w:b/>
+          <w:color w:val="2B2B2B"/>
+          <w:sz w:val="22"/>
+        </w:rPr>
+        <w:t>2</w:t>
+      </w:r>
+      <w:r>
+        <w:rPr>
+          <w:rFonts w:ascii="Calibri" w:hAnsi="Calibri"/>
+          <w:b w:val="0"/>
+          <w:color w:val="2B2B2B"/>
+          <w:sz w:val="22"/>
+        </w:rPr>
+        <w:t xml:space="preserve"> / 5</w:t>
+      </w:r>
+    </w:p>
+    <w:p>
+      <w:pPr>
+        <w:ind w:left="432"/>
+        <w:shd w:val="clear" w:fill="E8F5EC"/>
+      </w:pPr>
+      <w:r>
+        <w:rPr>
+          <w:rFonts w:ascii="Calibri" w:hAnsi="Calibri"/>
+          <w:b w:val="0"/>
+          <w:i/>
+          <w:color w:val="2B2B2B"/>
+          <w:sz w:val="21"/>
+        </w:rPr>
+        <w:t>Calidad en la presentación, interpretación y análisis de los resultados obtenidos, así como la consistencia y pertinencia de las conclusiones en relación con los objetivos, la problemática y el marco teórico del estudio.</w:t>
+      </w:r>
+    </w:p>
+    <w:p>
+      <w:r>
+        <w:rPr>
+          <w:rFonts w:ascii="Calibri" w:hAnsi="Calibri"/>
+          <w:b w:val="0"/>
+          <w:color w:val="2B2B2B"/>
+          <w:sz w:val="22"/>
+        </w:rPr>
+        <w:t xml:space="preserve">Los resultados son de aceptación —90 a 100 % de acuerdo con 0 % de desacuerdo en casi todos los ítems—, sin línea base con la que comparar, y </w:t>
+      </w:r>
+      <w:r>
+        <w:rPr>
+          <w:rFonts w:ascii="Calibri" w:hAnsi="Calibri"/>
+          <w:b/>
+          <w:color w:val="2B2B2B"/>
+          <w:sz w:val="22"/>
+        </w:rPr>
+        <w:t>el indicador que ellos mismos fijaron, SUS superior a 68/100 (pp. 15-16, 28), no se aplica en ninguna página</w:t>
+      </w:r>
+      <w:r>
+        <w:rPr>
+          <w:rFonts w:ascii="Calibri" w:hAnsi="Calibri"/>
+          <w:b w:val="0"/>
+          <w:color w:val="2B2B2B"/>
+          <w:sz w:val="22"/>
+        </w:rPr>
+        <w:t>. La conclusión sobre «accesibilidad total» (pp. 39, 43) contradice su propio reconocimiento de que no se cumple WCAG 2.1 (pp. 20-21). Lo que sostiene el 2 es que la sección de limitaciones es honesta y admite ese incumplimiento.</w:t>
+      </w:r>
+    </w:p>
+    <w:p>
+      <w:r>
+        <w:rPr>
+          <w:rFonts w:ascii="Calibri" w:hAnsi="Calibri"/>
+          <w:b/>
+          <w:color w:val="2B2B2B"/>
+          <w:sz w:val="22"/>
+        </w:rPr>
+        <w:t>5. Pertinencia disciplinar y articulación con la especialización</w:t>
+      </w:r>
+      <w:r>
+        <w:rPr>
+          <w:rFonts w:ascii="Calibri" w:hAnsi="Calibri"/>
+          <w:b w:val="0"/>
+          <w:color w:val="2B2B2B"/>
+          <w:sz w:val="22"/>
+        </w:rPr>
+        <w:t xml:space="preserve"> — propuesto </w:t>
+      </w:r>
+      <w:r>
+        <w:rPr>
+          <w:rFonts w:ascii="Calibri" w:hAnsi="Calibri"/>
+          <w:b/>
+          <w:color w:val="2B2B2B"/>
+          <w:sz w:val="22"/>
+        </w:rPr>
+        <w:t>3</w:t>
+      </w:r>
+      <w:r>
+        <w:rPr>
+          <w:rFonts w:ascii="Calibri" w:hAnsi="Calibri"/>
+          <w:b w:val="0"/>
+          <w:color w:val="2B2B2B"/>
+          <w:sz w:val="22"/>
+        </w:rPr>
+        <w:t xml:space="preserve"> / 5</w:t>
+      </w:r>
+    </w:p>
+    <w:p>
+      <w:pPr>
+        <w:ind w:left="432"/>
+        <w:shd w:val="clear" w:fill="E8F5EC"/>
+      </w:pPr>
+      <w:r>
+        <w:rPr>
+          <w:rFonts w:ascii="Calibri" w:hAnsi="Calibri"/>
+          <w:b w:val="0"/>
+          <w:i/>
+          <w:color w:val="2B2B2B"/>
+          <w:sz w:val="21"/>
+        </w:rPr>
+        <w:t>Grado de alineación del proyecto con el campo disciplinar y los énfasis de la especialización cursada, así como su aporte potencial al desarrollo académico, profesional o investigativo del área.</w:t>
+      </w:r>
+    </w:p>
+    <w:p>
+      <w:r>
+        <w:rPr>
+          <w:rFonts w:ascii="Calibri" w:hAnsi="Calibri"/>
+          <w:b w:val="0"/>
+          <w:color w:val="2B2B2B"/>
+          <w:sz w:val="22"/>
+        </w:rPr>
+        <w:t>Una plataforma de preparación para concursos de méritos es una solución digital útil y con destinatario claro, pero el componente de transformación digital es moderado —no hay rediseño de proceso, ni arquitectura de datos, ni analítica— y no hay URL, repositorio ni QR que permita verificar el producto.</w:t>
+      </w:r>
+    </w:p>
+    <w:p>
+      <w:r>
+        <w:rPr>
+          <w:rFonts w:ascii="Calibri" w:hAnsi="Calibri"/>
+          <w:b/>
+          <w:color w:val="2B2B2B"/>
+          <w:sz w:val="22"/>
+        </w:rPr>
+        <w:t>Suma propuesta: 12 / 25.</w:t>
+      </w:r>
+    </w:p>
+    <w:p>
+      <w:r>
+        <w:rPr>
+          <w:rFonts w:ascii="Calibri" w:hAnsi="Calibri"/>
+          <w:b/>
+          <w:color w:val="2B2B2B"/>
+          <w:sz w:val="22"/>
+        </w:rPr>
+        <w:t>Qué subiría una casilla en sala:</w:t>
+      </w:r>
+      <w:r>
+        <w:rPr>
+          <w:rFonts w:ascii="Calibri" w:hAnsi="Calibri"/>
+          <w:b w:val="0"/>
+          <w:color w:val="2B2B2B"/>
+          <w:sz w:val="22"/>
+        </w:rPr>
+        <w:t xml:space="preserve"> El </w:t>
+      </w:r>
+      <w:r>
+        <w:rPr>
+          <w:rFonts w:ascii="Calibri" w:hAnsi="Calibri"/>
+          <w:b/>
+          <w:color w:val="2B2B2B"/>
+          <w:sz w:val="22"/>
+        </w:rPr>
+        <w:t>criterio 1 pasa a 3</w:t>
+      </w:r>
+      <w:r>
+        <w:rPr>
+          <w:rFonts w:ascii="Calibri" w:hAnsi="Calibri"/>
+          <w:b w:val="0"/>
+          <w:color w:val="2B2B2B"/>
+          <w:sz w:val="22"/>
+        </w:rPr>
+        <w:t xml:space="preserve"> si dicen cuál de los dos juegos de objetivos manda y cuál de las dos arquitecturas construyeron (pregunta prioritaria 1). El </w:t>
+      </w:r>
+      <w:r>
+        <w:rPr>
+          <w:rFonts w:ascii="Calibri" w:hAnsi="Calibri"/>
+          <w:b/>
+          <w:color w:val="2B2B2B"/>
+          <w:sz w:val="22"/>
+        </w:rPr>
+        <w:t>criterio 3 pasa a 3</w:t>
+      </w:r>
+      <w:r>
+        <w:rPr>
+          <w:rFonts w:ascii="Calibri" w:hAnsi="Calibri"/>
+          <w:b w:val="0"/>
+          <w:color w:val="2B2B2B"/>
+          <w:sz w:val="22"/>
+        </w:rPr>
+        <w:t xml:space="preserve"> si aclaran cuántos usuarios probaron el prototipo, quiénes eran y cómo consiguieron el acceso (pregunta 2). El </w:t>
+      </w:r>
+      <w:r>
+        <w:rPr>
+          <w:rFonts w:ascii="Calibri" w:hAnsi="Calibri"/>
+          <w:b/>
+          <w:color w:val="2B2B2B"/>
+          <w:sz w:val="22"/>
+        </w:rPr>
+        <w:t>criterio 4 pasa a 3</w:t>
+      </w:r>
+      <w:r>
+        <w:rPr>
+          <w:rFonts w:ascii="Calibri" w:hAnsi="Calibri"/>
+          <w:b w:val="0"/>
+          <w:color w:val="2B2B2B"/>
+          <w:sz w:val="22"/>
+        </w:rPr>
+        <w:t xml:space="preserve"> si reconocen que sin puntajes del mismo usuario en dos momentos la conclusión de la p. 74 no puede hablar de rendimiento (pregunta 3).</w:t>
+      </w:r>
+    </w:p>
+    <w:p>
+      <w:r>
+        <w:rPr>
+          <w:rFonts w:ascii="Calibri" w:hAnsi="Calibri"/>
+          <w:b/>
+          <w:color w:val="2B2B2B"/>
+          <w:sz w:val="22"/>
+        </w:rPr>
+        <w:t>Qué la bajaría:</w:t>
+      </w:r>
+      <w:r>
+        <w:rPr>
+          <w:rFonts w:ascii="Calibri" w:hAnsi="Calibri"/>
+          <w:b w:val="0"/>
+          <w:color w:val="2B2B2B"/>
+          <w:sz w:val="22"/>
+        </w:rPr>
+        <w:t xml:space="preserve"> El </w:t>
+      </w:r>
+      <w:r>
+        <w:rPr>
+          <w:rFonts w:ascii="Calibri" w:hAnsi="Calibri"/>
+          <w:b/>
+          <w:color w:val="2B2B2B"/>
+          <w:sz w:val="22"/>
+        </w:rPr>
+        <w:t>criterio 4 baja a 1</w:t>
+      </w:r>
+      <w:r>
+        <w:rPr>
+          <w:rFonts w:ascii="Calibri" w:hAnsi="Calibri"/>
+          <w:b w:val="0"/>
+          <w:color w:val="2B2B2B"/>
+          <w:sz w:val="22"/>
+        </w:rPr>
+        <w:t xml:space="preserve"> si presentan los porcentajes de aceptación como medición de rendimiento o sostienen la «accesibilidad total». </w:t>
+      </w:r>
+      <w:r>
+        <w:rPr>
+          <w:rFonts w:ascii="Calibri" w:hAnsi="Calibri"/>
+          <w:b/>
+          <w:color w:val="2B2B2B"/>
+          <w:sz w:val="22"/>
+        </w:rPr>
+        <w:t>No entregaron presentación</w:t>
+      </w:r>
+      <w:r>
+        <w:rPr>
+          <w:rFonts w:ascii="Calibri" w:hAnsi="Calibri"/>
+          <w:b w:val="0"/>
+          <w:color w:val="2B2B2B"/>
+          <w:sz w:val="22"/>
+        </w:rPr>
+        <w:t>: si sustentan con diapositivas que los jurados no pudieron revisar, califico contra el documento y lo digo.</w:t>
+      </w:r>
+    </w:p>
+    <w:p>
+      <w:pPr>
+        <w:spacing w:before="200" w:after="60"/>
+      </w:pPr>
+      <w:r>
+        <w:rPr>
+          <w:rFonts w:ascii="Calibri" w:hAnsi="Calibri"/>
+          <w:b/>
+          <w:color w:val="007433"/>
+          <w:sz w:val="32"/>
+        </w:rPr>
+        <w:t>9. Observaciones administrativas (no académicas)</w:t>
       </w:r>
     </w:p>
     <w:p>
@@ -2240,7 +4169,7 @@
           <w:color w:val="2B2B2B"/>
           <w:sz w:val="22"/>
         </w:rPr>
-        <w:t xml:space="preserve"> La carpeta del grupo tenía un único archivo al 15/08/2026 (</w:t>
+        <w:t xml:space="preserve"> La carpeta del grupo tenía un único archivo al 15/08/2026 y seguía igual el 19/08/2026, el día de la sustentación (</w:t>
       </w:r>
       <w:r>
         <w:rPr>
@@ -2257,7 +4186,7 @@
           <w:color w:val="2B2B2B"/>
           <w:sz w:val="22"/>
         </w:rPr>
-        <w:t>). Avisar a la moderadora antes de la sala: si sustentan con diapositivas no cargadas, no hubo posibilidad de revisarlas, y este jurado califica solo contra el documento.</w:t>
+        <w:t>, modificado el 10/08/2026). Avisar a la moderadora antes de la sala: si sustentan con diapositivas no cargadas, no hubo posibilidad de revisarlas, y este jurado califica solo contra el documento.</w:t>
       </w:r>
     </w:p>
     <w:p>
